--- a/CÔNG TY TNHH CHÍ ĐỊNH VIỆT NAM/GPKD.docx
+++ b/CÔNG TY TNHH CHÍ ĐỊNH VIỆT NAM/GPKD.docx
@@ -1,6 +1,6 @@
 
 <file path=word/document.xml><?xml version="1.0" encoding="utf-8"?>
-<w:document xmlns:wpc="http://schemas.microsoft.com/office/word/2010/wordprocessingCanvas" xmlns:cx="http://schemas.microsoft.com/office/drawing/2014/chartex" xmlns:cx1="http://schemas.microsoft.com/office/drawing/2015/9/8/chartex" xmlns:mc="http://schemas.openxmlformats.org/markup-compatibility/2006" xmlns:o="urn:schemas-microsoft-com:office:office" xmlns:r="http://schemas.openxmlformats.org/officeDocument/2006/relationships" xmlns:m="http://schemas.openxmlformats.org/officeDocument/2006/math" xmlns:v="urn:schemas-microsoft-com:vml" xmlns:wp14="http://schemas.microsoft.com/office/word/2010/wordprocessingDrawing" xmlns:wp="http://schemas.openxmlformats.org/drawingml/2006/wordprocessingDrawing" xmlns:w10="urn:schemas-microsoft-com:office:word" xmlns:w="http://schemas.openxmlformats.org/wordprocessingml/2006/main" xmlns:w14="http://schemas.microsoft.com/office/word/2010/wordml" xmlns:w15="http://schemas.microsoft.com/office/word/2012/wordml" xmlns:w16se="http://schemas.microsoft.com/office/word/2015/wordml/symex" xmlns:wpg="http://schemas.microsoft.com/office/word/2010/wordprocessingGroup" xmlns:wpi="http://schemas.microsoft.com/office/word/2010/wordprocessingInk" xmlns:wne="http://schemas.microsoft.com/office/word/2006/wordml" xmlns:wps="http://schemas.microsoft.com/office/word/2010/wordprocessingShape" mc:Ignorable="w14 w15 w16se wp14">
+<w:document xmlns:wpc="http://schemas.microsoft.com/office/word/2010/wordprocessingCanvas" xmlns:cx="http://schemas.microsoft.com/office/drawing/2014/chartex" xmlns:cx1="http://schemas.microsoft.com/office/drawing/2015/9/8/chartex" xmlns:cx2="http://schemas.microsoft.com/office/drawing/2015/10/21/chartex" xmlns:cx3="http://schemas.microsoft.com/office/drawing/2016/5/9/chartex" xmlns:cx4="http://schemas.microsoft.com/office/drawing/2016/5/10/chartex" xmlns:cx5="http://schemas.microsoft.com/office/drawing/2016/5/11/chartex" xmlns:cx6="http://schemas.microsoft.com/office/drawing/2016/5/12/chartex" xmlns:cx7="http://schemas.microsoft.com/office/drawing/2016/5/13/chartex" xmlns:cx8="http://schemas.microsoft.com/office/drawing/2016/5/14/chartex" xmlns:mc="http://schemas.openxmlformats.org/markup-compatibility/2006" xmlns:aink="http://schemas.microsoft.com/office/drawing/2016/ink" xmlns:am3d="http://schemas.microsoft.com/office/drawing/2017/model3d" xmlns:o="urn:schemas-microsoft-com:office:office" xmlns:oel="http://schemas.microsoft.com/office/2019/extlst" xmlns:r="http://schemas.openxmlformats.org/officeDocument/2006/relationships" xmlns:m="http://schemas.openxmlformats.org/officeDocument/2006/math" xmlns:v="urn:schemas-microsoft-com:vml" xmlns:wp14="http://schemas.microsoft.com/office/word/2010/wordprocessingDrawing" xmlns:wp="http://schemas.openxmlformats.org/drawingml/2006/wordprocessingDrawing" xmlns:w10="urn:schemas-microsoft-com:office:word" xmlns:w="http://schemas.openxmlformats.org/wordprocessingml/2006/main" xmlns:w14="http://schemas.microsoft.com/office/word/2010/wordml" xmlns:w15="http://schemas.microsoft.com/office/word/2012/wordml" xmlns:w16cex="http://schemas.microsoft.com/office/word/2018/wordml/cex" xmlns:w16cid="http://schemas.microsoft.com/office/word/2016/wordml/cid" xmlns:w16="http://schemas.microsoft.com/office/word/2018/wordml" xmlns:w16du="http://schemas.microsoft.com/office/word/2023/wordml/word16du" xmlns:w16sdtdh="http://schemas.microsoft.com/office/word/2020/wordml/sdtdatahash" xmlns:w16sdtfl="http://schemas.microsoft.com/office/word/2024/wordml/sdtformatlock" xmlns:w16se="http://schemas.microsoft.com/office/word/2015/wordml/symex" xmlns:wpg="http://schemas.microsoft.com/office/word/2010/wordprocessingGroup" xmlns:wpi="http://schemas.microsoft.com/office/word/2010/wordprocessingInk" xmlns:wne="http://schemas.microsoft.com/office/word/2006/wordml" xmlns:wps="http://schemas.microsoft.com/office/word/2010/wordprocessingShape" mc:Ignorable="w14 w15 w16se w16cid w16 w16cex w16sdtdh w16sdtfl w16du wp14">
   <w:body>
     <w:p>
       <w:pPr>
@@ -36,8 +36,81 @@
           <w:sz w:val="22"/>
         </w:rPr>
         <w:tab/>
-        <w:t xml:space="preserve">           Độc lập – Tự do – Hạnh phúc</w:t>
-      </w:r>
+        <w:t xml:space="preserve">           </w:t>
+      </w:r>
+      <w:proofErr w:type="spellStart"/>
+      <w:r>
+        <w:rPr>
+          <w:b/>
+          <w:sz w:val="22"/>
+        </w:rPr>
+        <w:t>Độc</w:t>
+      </w:r>
+      <w:proofErr w:type="spellEnd"/>
+      <w:r>
+        <w:rPr>
+          <w:b/>
+          <w:sz w:val="22"/>
+        </w:rPr>
+        <w:t xml:space="preserve"> </w:t>
+      </w:r>
+      <w:proofErr w:type="spellStart"/>
+      <w:r>
+        <w:rPr>
+          <w:b/>
+          <w:sz w:val="22"/>
+        </w:rPr>
+        <w:t>lập</w:t>
+      </w:r>
+      <w:proofErr w:type="spellEnd"/>
+      <w:r>
+        <w:rPr>
+          <w:b/>
+          <w:sz w:val="22"/>
+        </w:rPr>
+        <w:t xml:space="preserve"> – </w:t>
+      </w:r>
+      <w:proofErr w:type="spellStart"/>
+      <w:r>
+        <w:rPr>
+          <w:b/>
+          <w:sz w:val="22"/>
+        </w:rPr>
+        <w:t>Tự</w:t>
+      </w:r>
+      <w:proofErr w:type="spellEnd"/>
+      <w:r>
+        <w:rPr>
+          <w:b/>
+          <w:sz w:val="22"/>
+        </w:rPr>
+        <w:t xml:space="preserve"> do – </w:t>
+      </w:r>
+      <w:proofErr w:type="spellStart"/>
+      <w:r>
+        <w:rPr>
+          <w:b/>
+          <w:sz w:val="22"/>
+        </w:rPr>
+        <w:t>Hạnh</w:t>
+      </w:r>
+      <w:proofErr w:type="spellEnd"/>
+      <w:r>
+        <w:rPr>
+          <w:b/>
+          <w:sz w:val="22"/>
+        </w:rPr>
+        <w:t xml:space="preserve"> </w:t>
+      </w:r>
+      <w:proofErr w:type="spellStart"/>
+      <w:r>
+        <w:rPr>
+          <w:b/>
+          <w:sz w:val="22"/>
+        </w:rPr>
+        <w:t>phúc</w:t>
+      </w:r>
+      <w:proofErr w:type="spellEnd"/>
       <w:r>
         <w:rPr>
           <w:b/>
@@ -78,22 +151,164 @@
       <w:pPr>
         <w:jc w:val="center"/>
       </w:pPr>
+      <w:proofErr w:type="spellStart"/>
       <w:r>
         <w:rPr>
           <w:b/>
         </w:rPr>
-        <w:t>Mã số doanh nghiệp: 3702287341</w:t>
+        <w:t>Mã</w:t>
+      </w:r>
+      <w:proofErr w:type="spellEnd"/>
+      <w:r>
+        <w:rPr>
+          <w:b/>
+        </w:rPr>
+        <w:t xml:space="preserve"> </w:t>
+      </w:r>
+      <w:proofErr w:type="spellStart"/>
+      <w:r>
+        <w:rPr>
+          <w:b/>
+        </w:rPr>
+        <w:t>số</w:t>
+      </w:r>
+      <w:proofErr w:type="spellEnd"/>
+      <w:r>
+        <w:rPr>
+          <w:b/>
+        </w:rPr>
+        <w:t xml:space="preserve"> </w:t>
+      </w:r>
+      <w:proofErr w:type="spellStart"/>
+      <w:r>
+        <w:rPr>
+          <w:b/>
+        </w:rPr>
+        <w:t>doanh</w:t>
+      </w:r>
+      <w:proofErr w:type="spellEnd"/>
+      <w:r>
+        <w:rPr>
+          <w:b/>
+        </w:rPr>
+        <w:t xml:space="preserve"> </w:t>
+      </w:r>
+      <w:proofErr w:type="spellStart"/>
+      <w:r>
+        <w:rPr>
+          <w:b/>
+        </w:rPr>
+        <w:t>nghiệp</w:t>
+      </w:r>
+      <w:proofErr w:type="spellEnd"/>
+      <w:r>
+        <w:rPr>
+          <w:b/>
+        </w:rPr>
+        <w:t>: 3702287341</w:t>
       </w:r>
     </w:p>
     <w:p>
       <w:pPr>
         <w:jc w:val="center"/>
       </w:pPr>
+      <w:proofErr w:type="spellStart"/>
       <w:r>
         <w:rPr>
           <w:i/>
         </w:rPr>
-        <w:t>Đăng ký lần đầu: ngày 16 tháng 07 năm 2014</w:t>
+        <w:t>Đăng</w:t>
+      </w:r>
+      <w:proofErr w:type="spellEnd"/>
+      <w:r>
+        <w:rPr>
+          <w:i/>
+        </w:rPr>
+        <w:t xml:space="preserve"> </w:t>
+      </w:r>
+      <w:proofErr w:type="spellStart"/>
+      <w:r>
+        <w:rPr>
+          <w:i/>
+        </w:rPr>
+        <w:t>ký</w:t>
+      </w:r>
+      <w:proofErr w:type="spellEnd"/>
+      <w:r>
+        <w:rPr>
+          <w:i/>
+        </w:rPr>
+        <w:t xml:space="preserve"> </w:t>
+      </w:r>
+      <w:proofErr w:type="spellStart"/>
+      <w:r>
+        <w:rPr>
+          <w:i/>
+        </w:rPr>
+        <w:t>lần</w:t>
+      </w:r>
+      <w:proofErr w:type="spellEnd"/>
+      <w:r>
+        <w:rPr>
+          <w:i/>
+        </w:rPr>
+        <w:t xml:space="preserve"> </w:t>
+      </w:r>
+      <w:proofErr w:type="spellStart"/>
+      <w:r>
+        <w:rPr>
+          <w:i/>
+        </w:rPr>
+        <w:t>đầu</w:t>
+      </w:r>
+      <w:proofErr w:type="spellEnd"/>
+      <w:r>
+        <w:rPr>
+          <w:i/>
+        </w:rPr>
+        <w:t xml:space="preserve">: </w:t>
+      </w:r>
+      <w:proofErr w:type="spellStart"/>
+      <w:r>
+        <w:rPr>
+          <w:i/>
+        </w:rPr>
+        <w:t>ngày</w:t>
+      </w:r>
+      <w:proofErr w:type="spellEnd"/>
+      <w:r>
+        <w:rPr>
+          <w:i/>
+        </w:rPr>
+        <w:t xml:space="preserve"> 16 </w:t>
+      </w:r>
+      <w:proofErr w:type="spellStart"/>
+      <w:r>
+        <w:rPr>
+          <w:i/>
+        </w:rPr>
+        <w:t>tháng</w:t>
+      </w:r>
+      <w:proofErr w:type="spellEnd"/>
+      <w:r>
+        <w:rPr>
+          <w:i/>
+        </w:rPr>
+        <w:t xml:space="preserve"> 07 </w:t>
+      </w:r>
+      <w:proofErr w:type="spellStart"/>
+      <w:r>
+        <w:rPr>
+          <w:i/>
+        </w:rPr>
+        <w:t>năm</w:t>
+      </w:r>
+      <w:proofErr w:type="spellEnd"/>
+      <w:r>
+        <w:rPr>
+          <w:i/>
+        </w:rPr>
+        <w:t xml:space="preserve"> 2014</w:t>
       </w:r>
     </w:p>
     <w:p>
@@ -101,11 +316,131 @@
         <w:spacing w:after="280"/>
         <w:jc w:val="center"/>
       </w:pPr>
+      <w:proofErr w:type="spellStart"/>
       <w:r>
         <w:rPr>
           <w:i/>
         </w:rPr>
-        <w:t>Đăng ký thay đổi lần thứ: 6, ngày 03 tháng 02 năm 2023</w:t>
+        <w:t>Đăng</w:t>
+      </w:r>
+      <w:proofErr w:type="spellEnd"/>
+      <w:r>
+        <w:rPr>
+          <w:i/>
+        </w:rPr>
+        <w:t xml:space="preserve"> </w:t>
+      </w:r>
+      <w:proofErr w:type="spellStart"/>
+      <w:r>
+        <w:rPr>
+          <w:i/>
+        </w:rPr>
+        <w:t>ký</w:t>
+      </w:r>
+      <w:proofErr w:type="spellEnd"/>
+      <w:r>
+        <w:rPr>
+          <w:i/>
+        </w:rPr>
+        <w:t xml:space="preserve"> </w:t>
+      </w:r>
+      <w:proofErr w:type="spellStart"/>
+      <w:r>
+        <w:rPr>
+          <w:i/>
+        </w:rPr>
+        <w:t>thay</w:t>
+      </w:r>
+      <w:proofErr w:type="spellEnd"/>
+      <w:r>
+        <w:rPr>
+          <w:i/>
+        </w:rPr>
+        <w:t xml:space="preserve"> </w:t>
+      </w:r>
+      <w:proofErr w:type="spellStart"/>
+      <w:r>
+        <w:rPr>
+          <w:i/>
+        </w:rPr>
+        <w:t>đổi</w:t>
+      </w:r>
+      <w:proofErr w:type="spellEnd"/>
+      <w:r>
+        <w:rPr>
+          <w:i/>
+        </w:rPr>
+        <w:t xml:space="preserve"> </w:t>
+      </w:r>
+      <w:proofErr w:type="spellStart"/>
+      <w:r>
+        <w:rPr>
+          <w:i/>
+        </w:rPr>
+        <w:t>lần</w:t>
+      </w:r>
+      <w:proofErr w:type="spellEnd"/>
+      <w:r>
+        <w:rPr>
+          <w:i/>
+        </w:rPr>
+        <w:t xml:space="preserve"> </w:t>
+      </w:r>
+      <w:proofErr w:type="spellStart"/>
+      <w:r>
+        <w:rPr>
+          <w:i/>
+        </w:rPr>
+        <w:t>thứ</w:t>
+      </w:r>
+      <w:proofErr w:type="spellEnd"/>
+      <w:r>
+        <w:rPr>
+          <w:i/>
+        </w:rPr>
+        <w:t xml:space="preserve">: 6, </w:t>
+      </w:r>
+      <w:proofErr w:type="spellStart"/>
+      <w:r>
+        <w:rPr>
+          <w:i/>
+        </w:rPr>
+        <w:t>ngày</w:t>
+      </w:r>
+      <w:proofErr w:type="spellEnd"/>
+      <w:r>
+        <w:rPr>
+          <w:i/>
+        </w:rPr>
+        <w:t xml:space="preserve"> 03 </w:t>
+      </w:r>
+      <w:proofErr w:type="spellStart"/>
+      <w:r>
+        <w:rPr>
+          <w:i/>
+        </w:rPr>
+        <w:t>tháng</w:t>
+      </w:r>
+      <w:proofErr w:type="spellEnd"/>
+      <w:r>
+        <w:rPr>
+          <w:i/>
+        </w:rPr>
+        <w:t xml:space="preserve"> 02 </w:t>
+      </w:r>
+      <w:proofErr w:type="spellStart"/>
+      <w:r>
+        <w:rPr>
+          <w:i/>
+        </w:rPr>
+        <w:t>năm</w:t>
+      </w:r>
+      <w:proofErr w:type="spellEnd"/>
+      <w:r>
+        <w:rPr>
+          <w:i/>
+        </w:rPr>
+        <w:t xml:space="preserve"> 2023</w:t>
       </w:r>
     </w:p>
     <w:p>
@@ -113,25 +448,172 @@
         <w:rPr>
           <w:b/>
         </w:rPr>
-        <w:t>1. Tên công ty</w:t>
+        <w:t xml:space="preserve">1. </w:t>
+      </w:r>
+      <w:proofErr w:type="spellStart"/>
+      <w:r>
+        <w:rPr>
+          <w:b/>
+        </w:rPr>
+        <w:t>Tên</w:t>
+      </w:r>
+      <w:proofErr w:type="spellEnd"/>
+      <w:r>
+        <w:rPr>
+          <w:b/>
+        </w:rPr>
+        <w:t xml:space="preserve"> </w:t>
+      </w:r>
+      <w:proofErr w:type="spellStart"/>
+      <w:r>
+        <w:rPr>
+          <w:b/>
+        </w:rPr>
+        <w:t>công</w:t>
+      </w:r>
+      <w:proofErr w:type="spellEnd"/>
+      <w:r>
+        <w:rPr>
+          <w:b/>
+        </w:rPr>
+        <w:t xml:space="preserve"> ty</w:t>
       </w:r>
     </w:p>
     <w:p>
-      <w:r>
-        <w:t xml:space="preserve">Tên công ty viết bằng tiếng Việt: </w:t>
+      <w:proofErr w:type="spellStart"/>
+      <w:r>
+        <w:t>Tên</w:t>
+      </w:r>
+      <w:proofErr w:type="spellEnd"/>
+      <w:r>
+        <w:t xml:space="preserve"> </w:t>
+      </w:r>
+      <w:proofErr w:type="spellStart"/>
+      <w:r>
+        <w:t>công</w:t>
+      </w:r>
+      <w:proofErr w:type="spellEnd"/>
+      <w:r>
+        <w:t xml:space="preserve"> ty </w:t>
+      </w:r>
+      <w:proofErr w:type="spellStart"/>
+      <w:r>
+        <w:t>viết</w:t>
+      </w:r>
+      <w:proofErr w:type="spellEnd"/>
+      <w:r>
+        <w:t xml:space="preserve"> </w:t>
+      </w:r>
+      <w:proofErr w:type="spellStart"/>
+      <w:r>
+        <w:t>bằng</w:t>
+      </w:r>
+      <w:proofErr w:type="spellEnd"/>
+      <w:r>
+        <w:t xml:space="preserve"> </w:t>
+      </w:r>
+      <w:proofErr w:type="spellStart"/>
+      <w:r>
+        <w:t>tiếng</w:t>
+      </w:r>
+      <w:proofErr w:type="spellEnd"/>
+      <w:r>
+        <w:t xml:space="preserve"> Việt: </w:t>
       </w:r>
       <w:r>
         <w:t>CÔNG TY TNHH CHÍ ĐỊNH VIỆT NAM</w:t>
       </w:r>
     </w:p>
     <w:p>
-      <w:r>
-        <w:t>Tên công ty viết bằng tiếng nước ngoài: CHI DINH VIET NAM COMPANY LIMITED</w:t>
+      <w:proofErr w:type="spellStart"/>
+      <w:r>
+        <w:t>Tên</w:t>
+      </w:r>
+      <w:proofErr w:type="spellEnd"/>
+      <w:r>
+        <w:t xml:space="preserve"> </w:t>
+      </w:r>
+      <w:proofErr w:type="spellStart"/>
+      <w:r>
+        <w:t>công</w:t>
+      </w:r>
+      <w:proofErr w:type="spellEnd"/>
+      <w:r>
+        <w:t xml:space="preserve"> ty </w:t>
+      </w:r>
+      <w:proofErr w:type="spellStart"/>
+      <w:r>
+        <w:t>viết</w:t>
+      </w:r>
+      <w:proofErr w:type="spellEnd"/>
+      <w:r>
+        <w:t xml:space="preserve"> </w:t>
+      </w:r>
+      <w:proofErr w:type="spellStart"/>
+      <w:r>
+        <w:t>bằng</w:t>
+      </w:r>
+      <w:proofErr w:type="spellEnd"/>
+      <w:r>
+        <w:t xml:space="preserve"> </w:t>
+      </w:r>
+      <w:proofErr w:type="spellStart"/>
+      <w:r>
+        <w:t>tiếng</w:t>
+      </w:r>
+      <w:proofErr w:type="spellEnd"/>
+      <w:r>
+        <w:t xml:space="preserve"> </w:t>
+      </w:r>
+      <w:proofErr w:type="spellStart"/>
+      <w:r>
+        <w:t>nước</w:t>
+      </w:r>
+      <w:proofErr w:type="spellEnd"/>
+      <w:r>
+        <w:t xml:space="preserve"> </w:t>
+      </w:r>
+      <w:proofErr w:type="spellStart"/>
+      <w:r>
+        <w:t>ngoài</w:t>
+      </w:r>
+      <w:proofErr w:type="spellEnd"/>
+      <w:r>
+        <w:t>: CHI DINH VIET NAM COMPANY LIMITED</w:t>
       </w:r>
     </w:p>
     <w:p>
-      <w:r>
-        <w:t>Tên công ty viết tắt: CHI DINH VIET NAM CO.,LTD</w:t>
+      <w:proofErr w:type="spellStart"/>
+      <w:r>
+        <w:t>Tên</w:t>
+      </w:r>
+      <w:proofErr w:type="spellEnd"/>
+      <w:r>
+        <w:t xml:space="preserve"> </w:t>
+      </w:r>
+      <w:proofErr w:type="spellStart"/>
+      <w:r>
+        <w:t>công</w:t>
+      </w:r>
+      <w:proofErr w:type="spellEnd"/>
+      <w:r>
+        <w:t xml:space="preserve"> ty </w:t>
+      </w:r>
+      <w:proofErr w:type="spellStart"/>
+      <w:r>
+        <w:t>viết</w:t>
+      </w:r>
+      <w:proofErr w:type="spellEnd"/>
+      <w:r>
+        <w:t xml:space="preserve"> </w:t>
+      </w:r>
+      <w:proofErr w:type="spellStart"/>
+      <w:r>
+        <w:t>tắt</w:t>
+      </w:r>
+      <w:proofErr w:type="spellEnd"/>
+      <w:r>
+        <w:t>: CHI DINH VIET NAM CO.,LTD</w:t>
       </w:r>
     </w:p>
     <w:p>
@@ -139,20 +621,189 @@
         <w:rPr>
           <w:b/>
         </w:rPr>
-        <w:t>2. Địa chỉ trụ sở chính</w:t>
-      </w:r>
+        <w:t xml:space="preserve">2. </w:t>
+      </w:r>
+      <w:proofErr w:type="spellStart"/>
+      <w:r>
+        <w:rPr>
+          <w:b/>
+        </w:rPr>
+        <w:t>Địa</w:t>
+      </w:r>
+      <w:proofErr w:type="spellEnd"/>
+      <w:r>
+        <w:rPr>
+          <w:b/>
+        </w:rPr>
+        <w:t xml:space="preserve"> </w:t>
+      </w:r>
+      <w:proofErr w:type="spellStart"/>
+      <w:r>
+        <w:rPr>
+          <w:b/>
+        </w:rPr>
+        <w:t>chỉ</w:t>
+      </w:r>
+      <w:proofErr w:type="spellEnd"/>
+      <w:r>
+        <w:rPr>
+          <w:b/>
+        </w:rPr>
+        <w:t xml:space="preserve"> </w:t>
+      </w:r>
+      <w:proofErr w:type="spellStart"/>
+      <w:r>
+        <w:rPr>
+          <w:b/>
+        </w:rPr>
+        <w:t>trụ</w:t>
+      </w:r>
+      <w:proofErr w:type="spellEnd"/>
+      <w:r>
+        <w:rPr>
+          <w:b/>
+        </w:rPr>
+        <w:t xml:space="preserve"> </w:t>
+      </w:r>
+      <w:proofErr w:type="spellStart"/>
+      <w:r>
+        <w:rPr>
+          <w:b/>
+        </w:rPr>
+        <w:t>sở</w:t>
+      </w:r>
+      <w:proofErr w:type="spellEnd"/>
+      <w:r>
+        <w:rPr>
+          <w:b/>
+        </w:rPr>
+        <w:t xml:space="preserve"> </w:t>
+      </w:r>
+      <w:proofErr w:type="spellStart"/>
+      <w:r>
+        <w:rPr>
+          <w:b/>
+        </w:rPr>
+        <w:t>chính</w:t>
+      </w:r>
+      <w:proofErr w:type="spellEnd"/>
     </w:p>
     <w:p>
+      <w:proofErr w:type="spellStart"/>
       <w:r>
         <w:rPr>
           <w:i/>
         </w:rPr>
-        <w:t>Số 4/19, Khu phố Bình Phước B, Phường An Phú, Thành phố Hồ Chí Minh, Việt Nam</w:t>
+        <w:t>Số</w:t>
+      </w:r>
+      <w:proofErr w:type="spellEnd"/>
+      <w:r>
+        <w:rPr>
+          <w:i/>
+        </w:rPr>
+        <w:t xml:space="preserve"> 4/19, Khu </w:t>
+      </w:r>
+      <w:proofErr w:type="spellStart"/>
+      <w:r>
+        <w:rPr>
+          <w:i/>
+        </w:rPr>
+        <w:t>phố</w:t>
+      </w:r>
+      <w:proofErr w:type="spellEnd"/>
+      <w:r>
+        <w:rPr>
+          <w:i/>
+        </w:rPr>
+        <w:t xml:space="preserve"> Bình </w:t>
+      </w:r>
+      <w:proofErr w:type="spellStart"/>
+      <w:r>
+        <w:rPr>
+          <w:i/>
+        </w:rPr>
+        <w:t>Phước</w:t>
+      </w:r>
+      <w:proofErr w:type="spellEnd"/>
+      <w:r>
+        <w:rPr>
+          <w:i/>
+        </w:rPr>
+        <w:t xml:space="preserve"> B, </w:t>
+      </w:r>
+      <w:proofErr w:type="spellStart"/>
+      <w:r>
+        <w:rPr>
+          <w:i/>
+        </w:rPr>
+        <w:t>Phường</w:t>
+      </w:r>
+      <w:proofErr w:type="spellEnd"/>
+      <w:r>
+        <w:rPr>
+          <w:i/>
+        </w:rPr>
+        <w:t xml:space="preserve"> An </w:t>
+      </w:r>
+      <w:proofErr w:type="spellStart"/>
+      <w:r>
+        <w:rPr>
+          <w:i/>
+        </w:rPr>
+        <w:t>Phú</w:t>
+      </w:r>
+      <w:proofErr w:type="spellEnd"/>
+      <w:r>
+        <w:rPr>
+          <w:i/>
+        </w:rPr>
+        <w:t xml:space="preserve">, Thành </w:t>
+      </w:r>
+      <w:proofErr w:type="spellStart"/>
+      <w:r>
+        <w:rPr>
+          <w:i/>
+        </w:rPr>
+        <w:t>phố</w:t>
+      </w:r>
+      <w:proofErr w:type="spellEnd"/>
+      <w:r>
+        <w:rPr>
+          <w:i/>
+        </w:rPr>
+        <w:t xml:space="preserve"> </w:t>
+      </w:r>
+      <w:proofErr w:type="spellStart"/>
+      <w:r>
+        <w:rPr>
+          <w:i/>
+        </w:rPr>
+        <w:t>Hồ</w:t>
+      </w:r>
+      <w:proofErr w:type="spellEnd"/>
+      <w:r>
+        <w:rPr>
+          <w:i/>
+        </w:rPr>
+        <w:t xml:space="preserve"> Chí Minh, Việt Nam</w:t>
       </w:r>
     </w:p>
     <w:p>
-      <w:r>
-        <w:t>Điện thoại: 0274 3612 927                         Fax:</w:t>
+      <w:proofErr w:type="spellStart"/>
+      <w:r>
+        <w:t>Điện</w:t>
+      </w:r>
+      <w:proofErr w:type="spellEnd"/>
+      <w:r>
+        <w:t xml:space="preserve"> </w:t>
+      </w:r>
+      <w:proofErr w:type="spellStart"/>
+      <w:r>
+        <w:t>thoại</w:t>
+      </w:r>
+      <w:proofErr w:type="spellEnd"/>
+      <w:r>
+        <w:t>: 0274 3612 927                         Fax:</w:t>
       </w:r>
     </w:p>
     <w:p>
@@ -165,16 +816,166 @@
         <w:rPr>
           <w:b/>
         </w:rPr>
-        <w:t>3. Vốn điều lệ:                         6.500.000.000 đồng</w:t>
-      </w:r>
+        <w:t xml:space="preserve">3. </w:t>
+      </w:r>
+      <w:proofErr w:type="spellStart"/>
+      <w:r>
+        <w:rPr>
+          <w:b/>
+        </w:rPr>
+        <w:t>Vốn</w:t>
+      </w:r>
+      <w:proofErr w:type="spellEnd"/>
+      <w:r>
+        <w:rPr>
+          <w:b/>
+        </w:rPr>
+        <w:t xml:space="preserve"> </w:t>
+      </w:r>
+      <w:proofErr w:type="spellStart"/>
+      <w:r>
+        <w:rPr>
+          <w:b/>
+        </w:rPr>
+        <w:t>điều</w:t>
+      </w:r>
+      <w:proofErr w:type="spellEnd"/>
+      <w:r>
+        <w:rPr>
+          <w:b/>
+        </w:rPr>
+        <w:t xml:space="preserve"> </w:t>
+      </w:r>
+      <w:proofErr w:type="spellStart"/>
+      <w:r>
+        <w:rPr>
+          <w:b/>
+        </w:rPr>
+        <w:t>lệ</w:t>
+      </w:r>
+      <w:proofErr w:type="spellEnd"/>
+      <w:r>
+        <w:rPr>
+          <w:b/>
+        </w:rPr>
+        <w:t xml:space="preserve">:                         6.500.000.000 </w:t>
+      </w:r>
+      <w:proofErr w:type="spellStart"/>
+      <w:r>
+        <w:rPr>
+          <w:b/>
+        </w:rPr>
+        <w:t>đồng</w:t>
+      </w:r>
+      <w:proofErr w:type="spellEnd"/>
     </w:p>
     <w:p>
+      <w:proofErr w:type="spellStart"/>
       <w:r>
         <w:rPr>
           <w:i/>
         </w:rPr>
-        <w:t>Bằng chữ: Sáu tỷ năm trăm triệu đồng</w:t>
-      </w:r>
+        <w:t>Bằng</w:t>
+      </w:r>
+      <w:proofErr w:type="spellEnd"/>
+      <w:r>
+        <w:rPr>
+          <w:i/>
+        </w:rPr>
+        <w:t xml:space="preserve"> </w:t>
+      </w:r>
+      <w:proofErr w:type="spellStart"/>
+      <w:r>
+        <w:rPr>
+          <w:i/>
+        </w:rPr>
+        <w:t>chữ</w:t>
+      </w:r>
+      <w:proofErr w:type="spellEnd"/>
+      <w:r>
+        <w:rPr>
+          <w:i/>
+        </w:rPr>
+        <w:t xml:space="preserve">: </w:t>
+      </w:r>
+      <w:proofErr w:type="spellStart"/>
+      <w:r>
+        <w:rPr>
+          <w:i/>
+        </w:rPr>
+        <w:t>Sáu</w:t>
+      </w:r>
+      <w:proofErr w:type="spellEnd"/>
+      <w:r>
+        <w:rPr>
+          <w:i/>
+        </w:rPr>
+        <w:t xml:space="preserve"> </w:t>
+      </w:r>
+      <w:proofErr w:type="spellStart"/>
+      <w:r>
+        <w:rPr>
+          <w:i/>
+        </w:rPr>
+        <w:t>tỷ</w:t>
+      </w:r>
+      <w:proofErr w:type="spellEnd"/>
+      <w:r>
+        <w:rPr>
+          <w:i/>
+        </w:rPr>
+        <w:t xml:space="preserve"> </w:t>
+      </w:r>
+      <w:proofErr w:type="spellStart"/>
+      <w:r>
+        <w:rPr>
+          <w:i/>
+        </w:rPr>
+        <w:t>năm</w:t>
+      </w:r>
+      <w:proofErr w:type="spellEnd"/>
+      <w:r>
+        <w:rPr>
+          <w:i/>
+        </w:rPr>
+        <w:t xml:space="preserve"> </w:t>
+      </w:r>
+      <w:proofErr w:type="spellStart"/>
+      <w:r>
+        <w:rPr>
+          <w:i/>
+        </w:rPr>
+        <w:t>trăm</w:t>
+      </w:r>
+      <w:proofErr w:type="spellEnd"/>
+      <w:r>
+        <w:rPr>
+          <w:i/>
+        </w:rPr>
+        <w:t xml:space="preserve"> </w:t>
+      </w:r>
+      <w:proofErr w:type="spellStart"/>
+      <w:r>
+        <w:rPr>
+          <w:i/>
+        </w:rPr>
+        <w:t>triệu</w:t>
+      </w:r>
+      <w:proofErr w:type="spellEnd"/>
+      <w:r>
+        <w:rPr>
+          <w:i/>
+        </w:rPr>
+        <w:t xml:space="preserve"> </w:t>
+      </w:r>
+      <w:proofErr w:type="spellStart"/>
+      <w:r>
+        <w:rPr>
+          <w:i/>
+        </w:rPr>
+        <w:t>đồng</w:t>
+      </w:r>
+      <w:proofErr w:type="spellEnd"/>
     </w:p>
     <w:p>
       <w:pPr>
@@ -184,8 +985,72 @@
         <w:rPr>
           <w:b/>
         </w:rPr>
-        <w:t>4. Danh sách thành viên góp vốn</w:t>
-      </w:r>
+        <w:t xml:space="preserve">4. Danh </w:t>
+      </w:r>
+      <w:proofErr w:type="spellStart"/>
+      <w:r>
+        <w:rPr>
+          <w:b/>
+        </w:rPr>
+        <w:t>sách</w:t>
+      </w:r>
+      <w:proofErr w:type="spellEnd"/>
+      <w:r>
+        <w:rPr>
+          <w:b/>
+        </w:rPr>
+        <w:t xml:space="preserve"> </w:t>
+      </w:r>
+      <w:proofErr w:type="spellStart"/>
+      <w:r>
+        <w:rPr>
+          <w:b/>
+        </w:rPr>
+        <w:t>thành</w:t>
+      </w:r>
+      <w:proofErr w:type="spellEnd"/>
+      <w:r>
+        <w:rPr>
+          <w:b/>
+        </w:rPr>
+        <w:t xml:space="preserve"> </w:t>
+      </w:r>
+      <w:proofErr w:type="spellStart"/>
+      <w:r>
+        <w:rPr>
+          <w:b/>
+        </w:rPr>
+        <w:t>viên</w:t>
+      </w:r>
+      <w:proofErr w:type="spellEnd"/>
+      <w:r>
+        <w:rPr>
+          <w:b/>
+        </w:rPr>
+        <w:t xml:space="preserve"> </w:t>
+      </w:r>
+      <w:proofErr w:type="spellStart"/>
+      <w:r>
+        <w:rPr>
+          <w:b/>
+        </w:rPr>
+        <w:t>góp</w:t>
+      </w:r>
+      <w:proofErr w:type="spellEnd"/>
+      <w:r>
+        <w:rPr>
+          <w:b/>
+        </w:rPr>
+        <w:t xml:space="preserve"> </w:t>
+      </w:r>
+      <w:proofErr w:type="spellStart"/>
+      <w:r>
+        <w:rPr>
+          <w:b/>
+        </w:rPr>
+        <w:t>vốn</w:t>
+      </w:r>
+      <w:proofErr w:type="spellEnd"/>
     </w:p>
     <w:tbl>
       <w:tblPr>
@@ -257,13 +1122,47 @@
               <w:spacing w:before="40" w:after="40"/>
               <w:jc w:val="center"/>
             </w:pPr>
+            <w:proofErr w:type="spellStart"/>
             <w:r>
               <w:rPr>
                 <w:b/>
                 <w:sz w:val="20"/>
               </w:rPr>
-              <w:t>Tên thành viên</w:t>
+              <w:t>Tên</w:t>
             </w:r>
+            <w:proofErr w:type="spellEnd"/>
+            <w:r>
+              <w:rPr>
+                <w:b/>
+                <w:sz w:val="20"/>
+              </w:rPr>
+              <w:t xml:space="preserve"> </w:t>
+            </w:r>
+            <w:proofErr w:type="spellStart"/>
+            <w:r>
+              <w:rPr>
+                <w:b/>
+                <w:sz w:val="20"/>
+              </w:rPr>
+              <w:t>thành</w:t>
+            </w:r>
+            <w:proofErr w:type="spellEnd"/>
+            <w:r>
+              <w:rPr>
+                <w:b/>
+                <w:sz w:val="20"/>
+              </w:rPr>
+              <w:t xml:space="preserve"> </w:t>
+            </w:r>
+            <w:proofErr w:type="spellStart"/>
+            <w:r>
+              <w:rPr>
+                <w:b/>
+                <w:sz w:val="20"/>
+              </w:rPr>
+              <w:t>viên</w:t>
+            </w:r>
+            <w:proofErr w:type="spellEnd"/>
           </w:p>
         </w:tc>
         <w:tc>
@@ -288,8 +1187,17 @@
                 <w:b/>
                 <w:sz w:val="20"/>
               </w:rPr>
-              <w:t>Quốc tịch</w:t>
+              <w:t xml:space="preserve">Quốc </w:t>
             </w:r>
+            <w:proofErr w:type="spellStart"/>
+            <w:r>
+              <w:rPr>
+                <w:b/>
+                <w:sz w:val="20"/>
+              </w:rPr>
+              <w:t>tịch</w:t>
+            </w:r>
+            <w:proofErr w:type="spellEnd"/>
           </w:p>
         </w:tc>
         <w:tc>
@@ -308,13 +1216,271 @@
             <w:pPr>
               <w:spacing w:before="40" w:after="40"/>
             </w:pPr>
+            <w:proofErr w:type="spellStart"/>
             <w:r>
               <w:rPr>
                 <w:b/>
                 <w:sz w:val="20"/>
               </w:rPr>
-              <w:t>Địa chỉ liên lạc đối với cá nhân; địa chỉ trụ sở chính đối với tổ chức</w:t>
+              <w:t>Địa</w:t>
             </w:r>
+            <w:proofErr w:type="spellEnd"/>
+            <w:r>
+              <w:rPr>
+                <w:b/>
+                <w:sz w:val="20"/>
+              </w:rPr>
+              <w:t xml:space="preserve"> </w:t>
+            </w:r>
+            <w:proofErr w:type="spellStart"/>
+            <w:r>
+              <w:rPr>
+                <w:b/>
+                <w:sz w:val="20"/>
+              </w:rPr>
+              <w:t>chỉ</w:t>
+            </w:r>
+            <w:proofErr w:type="spellEnd"/>
+            <w:r>
+              <w:rPr>
+                <w:b/>
+                <w:sz w:val="20"/>
+              </w:rPr>
+              <w:t xml:space="preserve"> </w:t>
+            </w:r>
+            <w:proofErr w:type="spellStart"/>
+            <w:r>
+              <w:rPr>
+                <w:b/>
+                <w:sz w:val="20"/>
+              </w:rPr>
+              <w:t>liên</w:t>
+            </w:r>
+            <w:proofErr w:type="spellEnd"/>
+            <w:r>
+              <w:rPr>
+                <w:b/>
+                <w:sz w:val="20"/>
+              </w:rPr>
+              <w:t xml:space="preserve"> </w:t>
+            </w:r>
+            <w:proofErr w:type="spellStart"/>
+            <w:r>
+              <w:rPr>
+                <w:b/>
+                <w:sz w:val="20"/>
+              </w:rPr>
+              <w:t>lạc</w:t>
+            </w:r>
+            <w:proofErr w:type="spellEnd"/>
+            <w:r>
+              <w:rPr>
+                <w:b/>
+                <w:sz w:val="20"/>
+              </w:rPr>
+              <w:t xml:space="preserve"> </w:t>
+            </w:r>
+            <w:proofErr w:type="spellStart"/>
+            <w:r>
+              <w:rPr>
+                <w:b/>
+                <w:sz w:val="20"/>
+              </w:rPr>
+              <w:t>đối</w:t>
+            </w:r>
+            <w:proofErr w:type="spellEnd"/>
+            <w:r>
+              <w:rPr>
+                <w:b/>
+                <w:sz w:val="20"/>
+              </w:rPr>
+              <w:t xml:space="preserve"> </w:t>
+            </w:r>
+            <w:proofErr w:type="spellStart"/>
+            <w:r>
+              <w:rPr>
+                <w:b/>
+                <w:sz w:val="20"/>
+              </w:rPr>
+              <w:t>với</w:t>
+            </w:r>
+            <w:proofErr w:type="spellEnd"/>
+            <w:r>
+              <w:rPr>
+                <w:b/>
+                <w:sz w:val="20"/>
+              </w:rPr>
+              <w:t xml:space="preserve"> </w:t>
+            </w:r>
+            <w:proofErr w:type="spellStart"/>
+            <w:r>
+              <w:rPr>
+                <w:b/>
+                <w:sz w:val="20"/>
+              </w:rPr>
+              <w:t>cá</w:t>
+            </w:r>
+            <w:proofErr w:type="spellEnd"/>
+            <w:r>
+              <w:rPr>
+                <w:b/>
+                <w:sz w:val="20"/>
+              </w:rPr>
+              <w:t xml:space="preserve"> </w:t>
+            </w:r>
+            <w:proofErr w:type="spellStart"/>
+            <w:r>
+              <w:rPr>
+                <w:b/>
+                <w:sz w:val="20"/>
+              </w:rPr>
+              <w:t>nhân</w:t>
+            </w:r>
+            <w:proofErr w:type="spellEnd"/>
+            <w:r>
+              <w:rPr>
+                <w:b/>
+                <w:sz w:val="20"/>
+              </w:rPr>
+              <w:t xml:space="preserve">; </w:t>
+            </w:r>
+            <w:proofErr w:type="spellStart"/>
+            <w:r>
+              <w:rPr>
+                <w:b/>
+                <w:sz w:val="20"/>
+              </w:rPr>
+              <w:t>địa</w:t>
+            </w:r>
+            <w:proofErr w:type="spellEnd"/>
+            <w:r>
+              <w:rPr>
+                <w:b/>
+                <w:sz w:val="20"/>
+              </w:rPr>
+              <w:t xml:space="preserve"> </w:t>
+            </w:r>
+            <w:proofErr w:type="spellStart"/>
+            <w:r>
+              <w:rPr>
+                <w:b/>
+                <w:sz w:val="20"/>
+              </w:rPr>
+              <w:t>chỉ</w:t>
+            </w:r>
+            <w:proofErr w:type="spellEnd"/>
+            <w:r>
+              <w:rPr>
+                <w:b/>
+                <w:sz w:val="20"/>
+              </w:rPr>
+              <w:t xml:space="preserve"> </w:t>
+            </w:r>
+            <w:proofErr w:type="spellStart"/>
+            <w:r>
+              <w:rPr>
+                <w:b/>
+                <w:sz w:val="20"/>
+              </w:rPr>
+              <w:t>trụ</w:t>
+            </w:r>
+            <w:proofErr w:type="spellEnd"/>
+            <w:r>
+              <w:rPr>
+                <w:b/>
+                <w:sz w:val="20"/>
+              </w:rPr>
+              <w:t xml:space="preserve"> </w:t>
+            </w:r>
+            <w:proofErr w:type="spellStart"/>
+            <w:r>
+              <w:rPr>
+                <w:b/>
+                <w:sz w:val="20"/>
+              </w:rPr>
+              <w:t>sở</w:t>
+            </w:r>
+            <w:proofErr w:type="spellEnd"/>
+            <w:r>
+              <w:rPr>
+                <w:b/>
+                <w:sz w:val="20"/>
+              </w:rPr>
+              <w:t xml:space="preserve"> </w:t>
+            </w:r>
+            <w:proofErr w:type="spellStart"/>
+            <w:r>
+              <w:rPr>
+                <w:b/>
+                <w:sz w:val="20"/>
+              </w:rPr>
+              <w:t>chính</w:t>
+            </w:r>
+            <w:proofErr w:type="spellEnd"/>
+            <w:r>
+              <w:rPr>
+                <w:b/>
+                <w:sz w:val="20"/>
+              </w:rPr>
+              <w:t xml:space="preserve"> </w:t>
+            </w:r>
+            <w:proofErr w:type="spellStart"/>
+            <w:r>
+              <w:rPr>
+                <w:b/>
+                <w:sz w:val="20"/>
+              </w:rPr>
+              <w:t>đối</w:t>
+            </w:r>
+            <w:proofErr w:type="spellEnd"/>
+            <w:r>
+              <w:rPr>
+                <w:b/>
+                <w:sz w:val="20"/>
+              </w:rPr>
+              <w:t xml:space="preserve"> </w:t>
+            </w:r>
+            <w:proofErr w:type="spellStart"/>
+            <w:r>
+              <w:rPr>
+                <w:b/>
+                <w:sz w:val="20"/>
+              </w:rPr>
+              <w:t>với</w:t>
+            </w:r>
+            <w:proofErr w:type="spellEnd"/>
+            <w:r>
+              <w:rPr>
+                <w:b/>
+                <w:sz w:val="20"/>
+              </w:rPr>
+              <w:t xml:space="preserve"> </w:t>
+            </w:r>
+            <w:proofErr w:type="spellStart"/>
+            <w:r>
+              <w:rPr>
+                <w:b/>
+                <w:sz w:val="20"/>
+              </w:rPr>
+              <w:t>tổ</w:t>
+            </w:r>
+            <w:proofErr w:type="spellEnd"/>
+            <w:r>
+              <w:rPr>
+                <w:b/>
+                <w:sz w:val="20"/>
+              </w:rPr>
+              <w:t xml:space="preserve"> </w:t>
+            </w:r>
+            <w:proofErr w:type="spellStart"/>
+            <w:r>
+              <w:rPr>
+                <w:b/>
+                <w:sz w:val="20"/>
+              </w:rPr>
+              <w:t>chức</w:t>
+            </w:r>
+            <w:proofErr w:type="spellEnd"/>
           </w:p>
         </w:tc>
         <w:tc>
@@ -334,12 +1500,261 @@
               <w:spacing w:before="40" w:after="40"/>
               <w:jc w:val="center"/>
             </w:pPr>
+            <w:proofErr w:type="spellStart"/>
             <w:r>
               <w:rPr>
                 <w:b/>
                 <w:sz w:val="20"/>
               </w:rPr>
-              <w:t>Phần vốn góp (VNĐ và giá trị tương đương theo đơn vị tiền nước ngoài, nếu có)</w:t>
+              <w:t>Phần</w:t>
+            </w:r>
+            <w:proofErr w:type="spellEnd"/>
+            <w:r>
+              <w:rPr>
+                <w:b/>
+                <w:sz w:val="20"/>
+              </w:rPr>
+              <w:t xml:space="preserve"> </w:t>
+            </w:r>
+            <w:proofErr w:type="spellStart"/>
+            <w:r>
+              <w:rPr>
+                <w:b/>
+                <w:sz w:val="20"/>
+              </w:rPr>
+              <w:t>vốn</w:t>
+            </w:r>
+            <w:proofErr w:type="spellEnd"/>
+            <w:r>
+              <w:rPr>
+                <w:b/>
+                <w:sz w:val="20"/>
+              </w:rPr>
+              <w:t xml:space="preserve"> </w:t>
+            </w:r>
+            <w:proofErr w:type="spellStart"/>
+            <w:r>
+              <w:rPr>
+                <w:b/>
+                <w:sz w:val="20"/>
+              </w:rPr>
+              <w:t>góp</w:t>
+            </w:r>
+            <w:proofErr w:type="spellEnd"/>
+            <w:r>
+              <w:rPr>
+                <w:b/>
+                <w:sz w:val="20"/>
+              </w:rPr>
+              <w:t xml:space="preserve"> (VNĐ </w:t>
+            </w:r>
+            <w:proofErr w:type="spellStart"/>
+            <w:r>
+              <w:rPr>
+                <w:b/>
+                <w:sz w:val="20"/>
+              </w:rPr>
+              <w:t>và</w:t>
+            </w:r>
+            <w:proofErr w:type="spellEnd"/>
+            <w:r>
+              <w:rPr>
+                <w:b/>
+                <w:sz w:val="20"/>
+              </w:rPr>
+              <w:t xml:space="preserve"> </w:t>
+            </w:r>
+            <w:proofErr w:type="spellStart"/>
+            <w:r>
+              <w:rPr>
+                <w:b/>
+                <w:sz w:val="20"/>
+              </w:rPr>
+              <w:t>giá</w:t>
+            </w:r>
+            <w:proofErr w:type="spellEnd"/>
+            <w:r>
+              <w:rPr>
+                <w:b/>
+                <w:sz w:val="20"/>
+              </w:rPr>
+              <w:t xml:space="preserve"> </w:t>
+            </w:r>
+            <w:proofErr w:type="spellStart"/>
+            <w:r>
+              <w:rPr>
+                <w:b/>
+                <w:sz w:val="20"/>
+              </w:rPr>
+              <w:t>trị</w:t>
+            </w:r>
+            <w:proofErr w:type="spellEnd"/>
+            <w:r>
+              <w:rPr>
+                <w:b/>
+                <w:sz w:val="20"/>
+              </w:rPr>
+              <w:t xml:space="preserve"> </w:t>
+            </w:r>
+            <w:proofErr w:type="spellStart"/>
+            <w:r>
+              <w:rPr>
+                <w:b/>
+                <w:sz w:val="20"/>
+              </w:rPr>
+              <w:t>tương</w:t>
+            </w:r>
+            <w:proofErr w:type="spellEnd"/>
+            <w:r>
+              <w:rPr>
+                <w:b/>
+                <w:sz w:val="20"/>
+              </w:rPr>
+              <w:t xml:space="preserve"> </w:t>
+            </w:r>
+            <w:proofErr w:type="spellStart"/>
+            <w:r>
+              <w:rPr>
+                <w:b/>
+                <w:sz w:val="20"/>
+              </w:rPr>
+              <w:t>đương</w:t>
+            </w:r>
+            <w:proofErr w:type="spellEnd"/>
+            <w:r>
+              <w:rPr>
+                <w:b/>
+                <w:sz w:val="20"/>
+              </w:rPr>
+              <w:t xml:space="preserve"> </w:t>
+            </w:r>
+            <w:proofErr w:type="spellStart"/>
+            <w:r>
+              <w:rPr>
+                <w:b/>
+                <w:sz w:val="20"/>
+              </w:rPr>
+              <w:t>theo</w:t>
+            </w:r>
+            <w:proofErr w:type="spellEnd"/>
+            <w:r>
+              <w:rPr>
+                <w:b/>
+                <w:sz w:val="20"/>
+              </w:rPr>
+              <w:t xml:space="preserve"> </w:t>
+            </w:r>
+            <w:proofErr w:type="spellStart"/>
+            <w:r>
+              <w:rPr>
+                <w:b/>
+                <w:sz w:val="20"/>
+              </w:rPr>
+              <w:t>đơn</w:t>
+            </w:r>
+            <w:proofErr w:type="spellEnd"/>
+            <w:r>
+              <w:rPr>
+                <w:b/>
+                <w:sz w:val="20"/>
+              </w:rPr>
+              <w:t xml:space="preserve"> </w:t>
+            </w:r>
+            <w:proofErr w:type="spellStart"/>
+            <w:r>
+              <w:rPr>
+                <w:b/>
+                <w:sz w:val="20"/>
+              </w:rPr>
+              <w:t>vị</w:t>
+            </w:r>
+            <w:proofErr w:type="spellEnd"/>
+            <w:r>
+              <w:rPr>
+                <w:b/>
+                <w:sz w:val="20"/>
+              </w:rPr>
+              <w:t xml:space="preserve"> </w:t>
+            </w:r>
+            <w:proofErr w:type="spellStart"/>
+            <w:r>
+              <w:rPr>
+                <w:b/>
+                <w:sz w:val="20"/>
+              </w:rPr>
+              <w:t>tiền</w:t>
+            </w:r>
+            <w:proofErr w:type="spellEnd"/>
+            <w:r>
+              <w:rPr>
+                <w:b/>
+                <w:sz w:val="20"/>
+              </w:rPr>
+              <w:t xml:space="preserve"> </w:t>
+            </w:r>
+            <w:proofErr w:type="spellStart"/>
+            <w:r>
+              <w:rPr>
+                <w:b/>
+                <w:sz w:val="20"/>
+              </w:rPr>
+              <w:t>nước</w:t>
+            </w:r>
+            <w:proofErr w:type="spellEnd"/>
+            <w:r>
+              <w:rPr>
+                <w:b/>
+                <w:sz w:val="20"/>
+              </w:rPr>
+              <w:t xml:space="preserve"> </w:t>
+            </w:r>
+            <w:proofErr w:type="spellStart"/>
+            <w:r>
+              <w:rPr>
+                <w:b/>
+                <w:sz w:val="20"/>
+              </w:rPr>
+              <w:t>ngoài</w:t>
+            </w:r>
+            <w:proofErr w:type="spellEnd"/>
+            <w:r>
+              <w:rPr>
+                <w:b/>
+                <w:sz w:val="20"/>
+              </w:rPr>
+              <w:t xml:space="preserve">, </w:t>
+            </w:r>
+            <w:proofErr w:type="spellStart"/>
+            <w:r>
+              <w:rPr>
+                <w:b/>
+                <w:sz w:val="20"/>
+              </w:rPr>
+              <w:t>nếu</w:t>
+            </w:r>
+            <w:proofErr w:type="spellEnd"/>
+            <w:r>
+              <w:rPr>
+                <w:b/>
+                <w:sz w:val="20"/>
+              </w:rPr>
+              <w:t xml:space="preserve"> </w:t>
+            </w:r>
+            <w:proofErr w:type="spellStart"/>
+            <w:r>
+              <w:rPr>
+                <w:b/>
+                <w:sz w:val="20"/>
+              </w:rPr>
+              <w:t>có</w:t>
+            </w:r>
+            <w:proofErr w:type="spellEnd"/>
+            <w:r>
+              <w:rPr>
+                <w:b/>
+                <w:sz w:val="20"/>
+              </w:rPr>
+              <w:t>)</w:t>
             </w:r>
           </w:p>
         </w:tc>
@@ -360,12 +1775,37 @@
               <w:spacing w:before="40" w:after="40"/>
               <w:jc w:val="center"/>
             </w:pPr>
+            <w:proofErr w:type="spellStart"/>
             <w:r>
               <w:rPr>
                 <w:b/>
                 <w:sz w:val="20"/>
               </w:rPr>
-              <w:t>Tỷ lệ (%)</w:t>
+              <w:t>Tỷ</w:t>
+            </w:r>
+            <w:proofErr w:type="spellEnd"/>
+            <w:r>
+              <w:rPr>
+                <w:b/>
+                <w:sz w:val="20"/>
+              </w:rPr>
+              <w:t xml:space="preserve"> </w:t>
+            </w:r>
+            <w:proofErr w:type="spellStart"/>
+            <w:r>
+              <w:rPr>
+                <w:b/>
+                <w:sz w:val="20"/>
+              </w:rPr>
+              <w:t>lệ</w:t>
+            </w:r>
+            <w:proofErr w:type="spellEnd"/>
+            <w:r>
+              <w:rPr>
+                <w:b/>
+                <w:sz w:val="20"/>
+              </w:rPr>
+              <w:t xml:space="preserve"> (%)</w:t>
             </w:r>
           </w:p>
         </w:tc>
@@ -386,13 +1826,383 @@
               <w:spacing w:before="40" w:after="40"/>
               <w:jc w:val="center"/>
             </w:pPr>
+            <w:proofErr w:type="spellStart"/>
             <w:r>
               <w:rPr>
                 <w:b/>
                 <w:sz w:val="20"/>
               </w:rPr>
-              <w:t>Số Giấy tờ pháp lý của cá nhân; Mã số doanh nghiệp đối với doanh nghiệp; Số Giấy tờ pháp lý của tổ chức</w:t>
+              <w:t>Số</w:t>
             </w:r>
+            <w:proofErr w:type="spellEnd"/>
+            <w:r>
+              <w:rPr>
+                <w:b/>
+                <w:sz w:val="20"/>
+              </w:rPr>
+              <w:t xml:space="preserve"> </w:t>
+            </w:r>
+            <w:proofErr w:type="spellStart"/>
+            <w:r>
+              <w:rPr>
+                <w:b/>
+                <w:sz w:val="20"/>
+              </w:rPr>
+              <w:t>Giấy</w:t>
+            </w:r>
+            <w:proofErr w:type="spellEnd"/>
+            <w:r>
+              <w:rPr>
+                <w:b/>
+                <w:sz w:val="20"/>
+              </w:rPr>
+              <w:t xml:space="preserve"> </w:t>
+            </w:r>
+            <w:proofErr w:type="spellStart"/>
+            <w:r>
+              <w:rPr>
+                <w:b/>
+                <w:sz w:val="20"/>
+              </w:rPr>
+              <w:t>tờ</w:t>
+            </w:r>
+            <w:proofErr w:type="spellEnd"/>
+            <w:r>
+              <w:rPr>
+                <w:b/>
+                <w:sz w:val="20"/>
+              </w:rPr>
+              <w:t xml:space="preserve"> </w:t>
+            </w:r>
+            <w:proofErr w:type="spellStart"/>
+            <w:r>
+              <w:rPr>
+                <w:b/>
+                <w:sz w:val="20"/>
+              </w:rPr>
+              <w:t>pháp</w:t>
+            </w:r>
+            <w:proofErr w:type="spellEnd"/>
+            <w:r>
+              <w:rPr>
+                <w:b/>
+                <w:sz w:val="20"/>
+              </w:rPr>
+              <w:t xml:space="preserve"> </w:t>
+            </w:r>
+            <w:proofErr w:type="spellStart"/>
+            <w:r>
+              <w:rPr>
+                <w:b/>
+                <w:sz w:val="20"/>
+              </w:rPr>
+              <w:t>lý</w:t>
+            </w:r>
+            <w:proofErr w:type="spellEnd"/>
+            <w:r>
+              <w:rPr>
+                <w:b/>
+                <w:sz w:val="20"/>
+              </w:rPr>
+              <w:t xml:space="preserve"> </w:t>
+            </w:r>
+            <w:proofErr w:type="spellStart"/>
+            <w:r>
+              <w:rPr>
+                <w:b/>
+                <w:sz w:val="20"/>
+              </w:rPr>
+              <w:t>của</w:t>
+            </w:r>
+            <w:proofErr w:type="spellEnd"/>
+            <w:r>
+              <w:rPr>
+                <w:b/>
+                <w:sz w:val="20"/>
+              </w:rPr>
+              <w:t xml:space="preserve"> </w:t>
+            </w:r>
+            <w:proofErr w:type="spellStart"/>
+            <w:r>
+              <w:rPr>
+                <w:b/>
+                <w:sz w:val="20"/>
+              </w:rPr>
+              <w:t>cá</w:t>
+            </w:r>
+            <w:proofErr w:type="spellEnd"/>
+            <w:r>
+              <w:rPr>
+                <w:b/>
+                <w:sz w:val="20"/>
+              </w:rPr>
+              <w:t xml:space="preserve"> </w:t>
+            </w:r>
+            <w:proofErr w:type="spellStart"/>
+            <w:r>
+              <w:rPr>
+                <w:b/>
+                <w:sz w:val="20"/>
+              </w:rPr>
+              <w:t>nhân</w:t>
+            </w:r>
+            <w:proofErr w:type="spellEnd"/>
+            <w:r>
+              <w:rPr>
+                <w:b/>
+                <w:sz w:val="20"/>
+              </w:rPr>
+              <w:t xml:space="preserve">; </w:t>
+            </w:r>
+            <w:proofErr w:type="spellStart"/>
+            <w:r>
+              <w:rPr>
+                <w:b/>
+                <w:sz w:val="20"/>
+              </w:rPr>
+              <w:t>Mã</w:t>
+            </w:r>
+            <w:proofErr w:type="spellEnd"/>
+            <w:r>
+              <w:rPr>
+                <w:b/>
+                <w:sz w:val="20"/>
+              </w:rPr>
+              <w:t xml:space="preserve"> </w:t>
+            </w:r>
+            <w:proofErr w:type="spellStart"/>
+            <w:r>
+              <w:rPr>
+                <w:b/>
+                <w:sz w:val="20"/>
+              </w:rPr>
+              <w:t>số</w:t>
+            </w:r>
+            <w:proofErr w:type="spellEnd"/>
+            <w:r>
+              <w:rPr>
+                <w:b/>
+                <w:sz w:val="20"/>
+              </w:rPr>
+              <w:t xml:space="preserve"> </w:t>
+            </w:r>
+            <w:proofErr w:type="spellStart"/>
+            <w:r>
+              <w:rPr>
+                <w:b/>
+                <w:sz w:val="20"/>
+              </w:rPr>
+              <w:t>doanh</w:t>
+            </w:r>
+            <w:proofErr w:type="spellEnd"/>
+            <w:r>
+              <w:rPr>
+                <w:b/>
+                <w:sz w:val="20"/>
+              </w:rPr>
+              <w:t xml:space="preserve"> </w:t>
+            </w:r>
+            <w:proofErr w:type="spellStart"/>
+            <w:r>
+              <w:rPr>
+                <w:b/>
+                <w:sz w:val="20"/>
+              </w:rPr>
+              <w:t>nghiệp</w:t>
+            </w:r>
+            <w:proofErr w:type="spellEnd"/>
+            <w:r>
+              <w:rPr>
+                <w:b/>
+                <w:sz w:val="20"/>
+              </w:rPr>
+              <w:t xml:space="preserve"> </w:t>
+            </w:r>
+            <w:proofErr w:type="spellStart"/>
+            <w:r>
+              <w:rPr>
+                <w:b/>
+                <w:sz w:val="20"/>
+              </w:rPr>
+              <w:t>đối</w:t>
+            </w:r>
+            <w:proofErr w:type="spellEnd"/>
+            <w:r>
+              <w:rPr>
+                <w:b/>
+                <w:sz w:val="20"/>
+              </w:rPr>
+              <w:t xml:space="preserve"> </w:t>
+            </w:r>
+            <w:proofErr w:type="spellStart"/>
+            <w:r>
+              <w:rPr>
+                <w:b/>
+                <w:sz w:val="20"/>
+              </w:rPr>
+              <w:t>với</w:t>
+            </w:r>
+            <w:proofErr w:type="spellEnd"/>
+            <w:r>
+              <w:rPr>
+                <w:b/>
+                <w:sz w:val="20"/>
+              </w:rPr>
+              <w:t xml:space="preserve"> </w:t>
+            </w:r>
+            <w:proofErr w:type="spellStart"/>
+            <w:r>
+              <w:rPr>
+                <w:b/>
+                <w:sz w:val="20"/>
+              </w:rPr>
+              <w:t>doanh</w:t>
+            </w:r>
+            <w:proofErr w:type="spellEnd"/>
+            <w:r>
+              <w:rPr>
+                <w:b/>
+                <w:sz w:val="20"/>
+              </w:rPr>
+              <w:t xml:space="preserve"> </w:t>
+            </w:r>
+            <w:proofErr w:type="spellStart"/>
+            <w:r>
+              <w:rPr>
+                <w:b/>
+                <w:sz w:val="20"/>
+              </w:rPr>
+              <w:t>nghiệp</w:t>
+            </w:r>
+            <w:proofErr w:type="spellEnd"/>
+            <w:r>
+              <w:rPr>
+                <w:b/>
+                <w:sz w:val="20"/>
+              </w:rPr>
+              <w:t xml:space="preserve">; </w:t>
+            </w:r>
+            <w:proofErr w:type="spellStart"/>
+            <w:r>
+              <w:rPr>
+                <w:b/>
+                <w:sz w:val="20"/>
+              </w:rPr>
+              <w:t>Số</w:t>
+            </w:r>
+            <w:proofErr w:type="spellEnd"/>
+            <w:r>
+              <w:rPr>
+                <w:b/>
+                <w:sz w:val="20"/>
+              </w:rPr>
+              <w:t xml:space="preserve"> </w:t>
+            </w:r>
+            <w:proofErr w:type="spellStart"/>
+            <w:r>
+              <w:rPr>
+                <w:b/>
+                <w:sz w:val="20"/>
+              </w:rPr>
+              <w:t>Giấy</w:t>
+            </w:r>
+            <w:proofErr w:type="spellEnd"/>
+            <w:r>
+              <w:rPr>
+                <w:b/>
+                <w:sz w:val="20"/>
+              </w:rPr>
+              <w:t xml:space="preserve"> </w:t>
+            </w:r>
+            <w:proofErr w:type="spellStart"/>
+            <w:r>
+              <w:rPr>
+                <w:b/>
+                <w:sz w:val="20"/>
+              </w:rPr>
+              <w:t>tờ</w:t>
+            </w:r>
+            <w:proofErr w:type="spellEnd"/>
+            <w:r>
+              <w:rPr>
+                <w:b/>
+                <w:sz w:val="20"/>
+              </w:rPr>
+              <w:t xml:space="preserve"> </w:t>
+            </w:r>
+            <w:proofErr w:type="spellStart"/>
+            <w:r>
+              <w:rPr>
+                <w:b/>
+                <w:sz w:val="20"/>
+              </w:rPr>
+              <w:t>pháp</w:t>
+            </w:r>
+            <w:proofErr w:type="spellEnd"/>
+            <w:r>
+              <w:rPr>
+                <w:b/>
+                <w:sz w:val="20"/>
+              </w:rPr>
+              <w:t xml:space="preserve"> </w:t>
+            </w:r>
+            <w:proofErr w:type="spellStart"/>
+            <w:r>
+              <w:rPr>
+                <w:b/>
+                <w:sz w:val="20"/>
+              </w:rPr>
+              <w:t>lý</w:t>
+            </w:r>
+            <w:proofErr w:type="spellEnd"/>
+            <w:r>
+              <w:rPr>
+                <w:b/>
+                <w:sz w:val="20"/>
+              </w:rPr>
+              <w:t xml:space="preserve"> </w:t>
+            </w:r>
+            <w:proofErr w:type="spellStart"/>
+            <w:r>
+              <w:rPr>
+                <w:b/>
+                <w:sz w:val="20"/>
+              </w:rPr>
+              <w:t>của</w:t>
+            </w:r>
+            <w:proofErr w:type="spellEnd"/>
+            <w:r>
+              <w:rPr>
+                <w:b/>
+                <w:sz w:val="20"/>
+              </w:rPr>
+              <w:t xml:space="preserve"> </w:t>
+            </w:r>
+            <w:proofErr w:type="spellStart"/>
+            <w:r>
+              <w:rPr>
+                <w:b/>
+                <w:sz w:val="20"/>
+              </w:rPr>
+              <w:t>tổ</w:t>
+            </w:r>
+            <w:proofErr w:type="spellEnd"/>
+            <w:r>
+              <w:rPr>
+                <w:b/>
+                <w:sz w:val="20"/>
+              </w:rPr>
+              <w:t xml:space="preserve"> </w:t>
+            </w:r>
+            <w:proofErr w:type="spellStart"/>
+            <w:r>
+              <w:rPr>
+                <w:b/>
+                <w:sz w:val="20"/>
+              </w:rPr>
+              <w:t>chức</w:t>
+            </w:r>
+            <w:proofErr w:type="spellEnd"/>
           </w:p>
         </w:tc>
         <w:tc>
@@ -412,13 +2222,31 @@
               <w:spacing w:before="40" w:after="40"/>
               <w:jc w:val="center"/>
             </w:pPr>
+            <w:proofErr w:type="spellStart"/>
             <w:r>
               <w:rPr>
                 <w:b/>
                 <w:sz w:val="20"/>
               </w:rPr>
-              <w:t>Ghi chú</w:t>
+              <w:t>Ghi</w:t>
             </w:r>
+            <w:proofErr w:type="spellEnd"/>
+            <w:r>
+              <w:rPr>
+                <w:b/>
+                <w:sz w:val="20"/>
+              </w:rPr>
+              <w:t xml:space="preserve"> </w:t>
+            </w:r>
+            <w:proofErr w:type="spellStart"/>
+            <w:r>
+              <w:rPr>
+                <w:b/>
+                <w:sz w:val="20"/>
+              </w:rPr>
+              <w:t>chú</w:t>
+            </w:r>
+            <w:proofErr w:type="spellEnd"/>
           </w:p>
         </w:tc>
       </w:tr>
@@ -522,7 +2350,91 @@
               <w:rPr>
                 <w:sz w:val="20"/>
               </w:rPr>
-              <w:t>76/2/20/7, Phùng Tá Chu, Khu phố 7, Phường An Lạc, Thành phố Hồ Chí Minh, Việt Nam</w:t>
+              <w:t xml:space="preserve">76/2/20/7, Phùng </w:t>
+            </w:r>
+            <w:proofErr w:type="spellStart"/>
+            <w:r>
+              <w:rPr>
+                <w:sz w:val="20"/>
+              </w:rPr>
+              <w:t>Tá</w:t>
+            </w:r>
+            <w:proofErr w:type="spellEnd"/>
+            <w:r>
+              <w:rPr>
+                <w:sz w:val="20"/>
+              </w:rPr>
+              <w:t xml:space="preserve"> Chu, Khu </w:t>
+            </w:r>
+            <w:proofErr w:type="spellStart"/>
+            <w:r>
+              <w:rPr>
+                <w:sz w:val="20"/>
+              </w:rPr>
+              <w:t>phố</w:t>
+            </w:r>
+            <w:proofErr w:type="spellEnd"/>
+            <w:r>
+              <w:rPr>
+                <w:sz w:val="20"/>
+              </w:rPr>
+              <w:t xml:space="preserve"> 7, </w:t>
+            </w:r>
+            <w:proofErr w:type="spellStart"/>
+            <w:r>
+              <w:rPr>
+                <w:sz w:val="20"/>
+              </w:rPr>
+              <w:t>Phường</w:t>
+            </w:r>
+            <w:proofErr w:type="spellEnd"/>
+            <w:r>
+              <w:rPr>
+                <w:sz w:val="20"/>
+              </w:rPr>
+              <w:t xml:space="preserve"> An </w:t>
+            </w:r>
+            <w:proofErr w:type="spellStart"/>
+            <w:r>
+              <w:rPr>
+                <w:sz w:val="20"/>
+              </w:rPr>
+              <w:t>Lạc</w:t>
+            </w:r>
+            <w:proofErr w:type="spellEnd"/>
+            <w:r>
+              <w:rPr>
+                <w:sz w:val="20"/>
+              </w:rPr>
+              <w:t xml:space="preserve">, Thành </w:t>
+            </w:r>
+            <w:proofErr w:type="spellStart"/>
+            <w:r>
+              <w:rPr>
+                <w:sz w:val="20"/>
+              </w:rPr>
+              <w:t>phố</w:t>
+            </w:r>
+            <w:proofErr w:type="spellEnd"/>
+            <w:r>
+              <w:rPr>
+                <w:sz w:val="20"/>
+              </w:rPr>
+              <w:t xml:space="preserve"> </w:t>
+            </w:r>
+            <w:proofErr w:type="spellStart"/>
+            <w:r>
+              <w:rPr>
+                <w:sz w:val="20"/>
+              </w:rPr>
+              <w:t>Hồ</w:t>
+            </w:r>
+            <w:proofErr w:type="spellEnd"/>
+            <w:r>
+              <w:rPr>
+                <w:sz w:val="20"/>
+              </w:rPr>
+              <w:t xml:space="preserve"> Chí Minh, Việt Nam</w:t>
             </w:r>
           </w:p>
         </w:tc>
@@ -713,17 +2625,109 @@
             <w:pPr>
               <w:spacing w:before="40" w:after="40"/>
             </w:pPr>
+            <w:proofErr w:type="spellStart"/>
             <w:r>
               <w:rPr>
                 <w:sz w:val="20"/>
               </w:rPr>
-              <w:t xml:space="preserve">Số 4/19, Khu phố Bình Phước B, Phường </w:t>
+              <w:t>Số</w:t>
+            </w:r>
+            <w:proofErr w:type="spellEnd"/>
+            <w:r>
+              <w:rPr>
+                <w:sz w:val="20"/>
+              </w:rPr>
+              <w:t xml:space="preserve"> 4/19, Khu </w:t>
+            </w:r>
+            <w:proofErr w:type="spellStart"/>
+            <w:r>
+              <w:rPr>
+                <w:sz w:val="20"/>
+              </w:rPr>
+              <w:t>phố</w:t>
+            </w:r>
+            <w:proofErr w:type="spellEnd"/>
+            <w:r>
+              <w:rPr>
+                <w:sz w:val="20"/>
+              </w:rPr>
+              <w:t xml:space="preserve"> Bình </w:t>
+            </w:r>
+            <w:proofErr w:type="spellStart"/>
+            <w:r>
+              <w:rPr>
+                <w:sz w:val="20"/>
+              </w:rPr>
+              <w:t>Phước</w:t>
+            </w:r>
+            <w:proofErr w:type="spellEnd"/>
+            <w:r>
+              <w:rPr>
+                <w:sz w:val="20"/>
+              </w:rPr>
+              <w:t xml:space="preserve"> B, </w:t>
+            </w:r>
+            <w:proofErr w:type="spellStart"/>
+            <w:r>
+              <w:rPr>
+                <w:sz w:val="20"/>
+              </w:rPr>
+              <w:t>Phường</w:t>
+            </w:r>
+            <w:proofErr w:type="spellEnd"/>
+            <w:r>
+              <w:rPr>
+                <w:sz w:val="20"/>
+              </w:rPr>
+              <w:t xml:space="preserve"> </w:t>
             </w:r>
             <w:r>
               <w:rPr>
                 <w:sz w:val="20"/>
               </w:rPr>
-              <w:t>An Phú, Thành phố Hồ Chí Minh, Việt Nam</w:t>
+              <w:t xml:space="preserve">An </w:t>
+            </w:r>
+            <w:proofErr w:type="spellStart"/>
+            <w:r>
+              <w:rPr>
+                <w:sz w:val="20"/>
+              </w:rPr>
+              <w:t>Phú</w:t>
+            </w:r>
+            <w:proofErr w:type="spellEnd"/>
+            <w:r>
+              <w:rPr>
+                <w:sz w:val="20"/>
+              </w:rPr>
+              <w:t xml:space="preserve">, Thành </w:t>
+            </w:r>
+            <w:proofErr w:type="spellStart"/>
+            <w:r>
+              <w:rPr>
+                <w:sz w:val="20"/>
+              </w:rPr>
+              <w:t>phố</w:t>
+            </w:r>
+            <w:proofErr w:type="spellEnd"/>
+            <w:r>
+              <w:rPr>
+                <w:sz w:val="20"/>
+              </w:rPr>
+              <w:t xml:space="preserve"> </w:t>
+            </w:r>
+            <w:proofErr w:type="spellStart"/>
+            <w:r>
+              <w:rPr>
+                <w:sz w:val="20"/>
+              </w:rPr>
+              <w:t>Hồ</w:t>
+            </w:r>
+            <w:proofErr w:type="spellEnd"/>
+            <w:r>
+              <w:rPr>
+                <w:sz w:val="20"/>
+              </w:rPr>
+              <w:t xml:space="preserve"> Chí Minh, Việt Nam</w:t>
             </w:r>
           </w:p>
         </w:tc>
@@ -833,50 +2837,647 @@
           <w:b/>
         </w:rPr>
         <w:lastRenderedPageBreak/>
-        <w:t>5. Người đại diện theo pháp luật của công ty</w:t>
+        <w:t xml:space="preserve">5. </w:t>
+      </w:r>
+      <w:proofErr w:type="spellStart"/>
+      <w:r>
+        <w:rPr>
+          <w:b/>
+        </w:rPr>
+        <w:t>Người</w:t>
+      </w:r>
+      <w:proofErr w:type="spellEnd"/>
+      <w:r>
+        <w:rPr>
+          <w:b/>
+        </w:rPr>
+        <w:t xml:space="preserve"> </w:t>
+      </w:r>
+      <w:proofErr w:type="spellStart"/>
+      <w:r>
+        <w:rPr>
+          <w:b/>
+        </w:rPr>
+        <w:t>đại</w:t>
+      </w:r>
+      <w:proofErr w:type="spellEnd"/>
+      <w:r>
+        <w:rPr>
+          <w:b/>
+        </w:rPr>
+        <w:t xml:space="preserve"> </w:t>
+      </w:r>
+      <w:proofErr w:type="spellStart"/>
+      <w:r>
+        <w:rPr>
+          <w:b/>
+        </w:rPr>
+        <w:t>diện</w:t>
+      </w:r>
+      <w:proofErr w:type="spellEnd"/>
+      <w:r>
+        <w:rPr>
+          <w:b/>
+        </w:rPr>
+        <w:t xml:space="preserve"> </w:t>
+      </w:r>
+      <w:proofErr w:type="spellStart"/>
+      <w:r>
+        <w:rPr>
+          <w:b/>
+        </w:rPr>
+        <w:t>theo</w:t>
+      </w:r>
+      <w:proofErr w:type="spellEnd"/>
+      <w:r>
+        <w:rPr>
+          <w:b/>
+        </w:rPr>
+        <w:t xml:space="preserve"> </w:t>
+      </w:r>
+      <w:proofErr w:type="spellStart"/>
+      <w:r>
+        <w:rPr>
+          <w:b/>
+        </w:rPr>
+        <w:t>pháp</w:t>
+      </w:r>
+      <w:proofErr w:type="spellEnd"/>
+      <w:r>
+        <w:rPr>
+          <w:b/>
+        </w:rPr>
+        <w:t xml:space="preserve"> </w:t>
+      </w:r>
+      <w:proofErr w:type="spellStart"/>
+      <w:r>
+        <w:rPr>
+          <w:b/>
+        </w:rPr>
+        <w:t>luật</w:t>
+      </w:r>
+      <w:proofErr w:type="spellEnd"/>
+      <w:r>
+        <w:rPr>
+          <w:b/>
+        </w:rPr>
+        <w:t xml:space="preserve"> </w:t>
+      </w:r>
+      <w:proofErr w:type="spellStart"/>
+      <w:r>
+        <w:rPr>
+          <w:b/>
+        </w:rPr>
+        <w:t>của</w:t>
+      </w:r>
+      <w:proofErr w:type="spellEnd"/>
+      <w:r>
+        <w:rPr>
+          <w:b/>
+        </w:rPr>
+        <w:t xml:space="preserve"> </w:t>
+      </w:r>
+      <w:proofErr w:type="spellStart"/>
+      <w:r>
+        <w:rPr>
+          <w:b/>
+        </w:rPr>
+        <w:t>công</w:t>
+      </w:r>
+      <w:proofErr w:type="spellEnd"/>
+      <w:r>
+        <w:rPr>
+          <w:b/>
+        </w:rPr>
+        <w:t xml:space="preserve"> ty</w:t>
       </w:r>
     </w:p>
     <w:p>
       <w:r>
-        <w:t>* Họ và tên: YANG ZHI                                      Giới tính: Nam</w:t>
+        <w:t xml:space="preserve">* </w:t>
+      </w:r>
+      <w:proofErr w:type="spellStart"/>
+      <w:r>
+        <w:t>Họ</w:t>
+      </w:r>
+      <w:proofErr w:type="spellEnd"/>
+      <w:r>
+        <w:t xml:space="preserve"> </w:t>
+      </w:r>
+      <w:proofErr w:type="spellStart"/>
+      <w:r>
+        <w:t>và</w:t>
+      </w:r>
+      <w:proofErr w:type="spellEnd"/>
+      <w:r>
+        <w:t xml:space="preserve"> </w:t>
+      </w:r>
+      <w:proofErr w:type="spellStart"/>
+      <w:r>
+        <w:t>tên</w:t>
+      </w:r>
+      <w:proofErr w:type="spellEnd"/>
+      <w:r>
+        <w:t xml:space="preserve">: YANG ZHI                                      </w:t>
+      </w:r>
+      <w:proofErr w:type="spellStart"/>
+      <w:r>
+        <w:t>Giới</w:t>
+      </w:r>
+      <w:proofErr w:type="spellEnd"/>
+      <w:r>
+        <w:t xml:space="preserve"> </w:t>
+      </w:r>
+      <w:proofErr w:type="spellStart"/>
+      <w:r>
+        <w:t>tính</w:t>
+      </w:r>
+      <w:proofErr w:type="spellEnd"/>
+      <w:r>
+        <w:t>: Nam</w:t>
       </w:r>
     </w:p>
     <w:p>
-      <w:r>
-        <w:t>Chức danh: Giám đốc</w:t>
-      </w:r>
+      <w:proofErr w:type="spellStart"/>
+      <w:r>
+        <w:t>Chức</w:t>
+      </w:r>
+      <w:proofErr w:type="spellEnd"/>
+      <w:r>
+        <w:t xml:space="preserve"> </w:t>
+      </w:r>
+      <w:proofErr w:type="spellStart"/>
+      <w:r>
+        <w:t>danh</w:t>
+      </w:r>
+      <w:proofErr w:type="spellEnd"/>
+      <w:r>
+        <w:t xml:space="preserve">: </w:t>
+      </w:r>
+      <w:proofErr w:type="spellStart"/>
+      <w:r>
+        <w:t>Giám</w:t>
+      </w:r>
+      <w:proofErr w:type="spellEnd"/>
+      <w:r>
+        <w:t xml:space="preserve"> </w:t>
+      </w:r>
+      <w:proofErr w:type="spellStart"/>
+      <w:r>
+        <w:t>đốc</w:t>
+      </w:r>
+      <w:proofErr w:type="spellEnd"/>
     </w:p>
     <w:p>
       <w:r>
-        <w:t>Sinh ngày: 09/08/1987       Dân tộc:             Quốc tịch: Trung Quốc</w:t>
+        <w:t xml:space="preserve">Sinh </w:t>
+      </w:r>
+      <w:proofErr w:type="spellStart"/>
+      <w:r>
+        <w:t>ngày</w:t>
+      </w:r>
+      <w:proofErr w:type="spellEnd"/>
+      <w:r>
+        <w:t xml:space="preserve">: 09/08/1987       </w:t>
+      </w:r>
+      <w:proofErr w:type="spellStart"/>
+      <w:r>
+        <w:t>Dân</w:t>
+      </w:r>
+      <w:proofErr w:type="spellEnd"/>
+      <w:r>
+        <w:t xml:space="preserve"> </w:t>
+      </w:r>
+      <w:proofErr w:type="spellStart"/>
+      <w:r>
+        <w:t>tộc</w:t>
+      </w:r>
+      <w:proofErr w:type="spellEnd"/>
+      <w:r>
+        <w:t xml:space="preserve">:             Quốc </w:t>
+      </w:r>
+      <w:proofErr w:type="spellStart"/>
+      <w:r>
+        <w:t>tịch</w:t>
+      </w:r>
+      <w:proofErr w:type="spellEnd"/>
+      <w:r>
+        <w:t>: Trung Quốc</w:t>
       </w:r>
     </w:p>
     <w:p>
-      <w:r>
-        <w:t>Loại giấy tờ pháp lý của cá nhân: Hộ chiếu nước ngoài</w:t>
-      </w:r>
+      <w:proofErr w:type="spellStart"/>
+      <w:r>
+        <w:t>Loại</w:t>
+      </w:r>
+      <w:proofErr w:type="spellEnd"/>
+      <w:r>
+        <w:t xml:space="preserve"> </w:t>
+      </w:r>
+      <w:proofErr w:type="spellStart"/>
+      <w:r>
+        <w:t>giấy</w:t>
+      </w:r>
+      <w:proofErr w:type="spellEnd"/>
+      <w:r>
+        <w:t xml:space="preserve"> </w:t>
+      </w:r>
+      <w:proofErr w:type="spellStart"/>
+      <w:r>
+        <w:t>tờ</w:t>
+      </w:r>
+      <w:proofErr w:type="spellEnd"/>
+      <w:r>
+        <w:t xml:space="preserve"> </w:t>
+      </w:r>
+      <w:proofErr w:type="spellStart"/>
+      <w:r>
+        <w:t>pháp</w:t>
+      </w:r>
+      <w:proofErr w:type="spellEnd"/>
+      <w:r>
+        <w:t xml:space="preserve"> </w:t>
+      </w:r>
+      <w:proofErr w:type="spellStart"/>
+      <w:r>
+        <w:t>lý</w:t>
+      </w:r>
+      <w:proofErr w:type="spellEnd"/>
+      <w:r>
+        <w:t xml:space="preserve"> </w:t>
+      </w:r>
+      <w:proofErr w:type="spellStart"/>
+      <w:r>
+        <w:t>của</w:t>
+      </w:r>
+      <w:proofErr w:type="spellEnd"/>
+      <w:r>
+        <w:t xml:space="preserve"> </w:t>
+      </w:r>
+      <w:proofErr w:type="spellStart"/>
+      <w:r>
+        <w:t>cá</w:t>
+      </w:r>
+      <w:proofErr w:type="spellEnd"/>
+      <w:r>
+        <w:t xml:space="preserve"> </w:t>
+      </w:r>
+      <w:proofErr w:type="spellStart"/>
+      <w:r>
+        <w:t>nhân</w:t>
+      </w:r>
+      <w:proofErr w:type="spellEnd"/>
+      <w:r>
+        <w:t xml:space="preserve">: </w:t>
+      </w:r>
+      <w:proofErr w:type="spellStart"/>
+      <w:r>
+        <w:t>Hộ</w:t>
+      </w:r>
+      <w:proofErr w:type="spellEnd"/>
+      <w:r>
+        <w:t xml:space="preserve"> </w:t>
+      </w:r>
+      <w:proofErr w:type="spellStart"/>
+      <w:r>
+        <w:t>chiếu</w:t>
+      </w:r>
+      <w:proofErr w:type="spellEnd"/>
+      <w:r>
+        <w:t xml:space="preserve"> </w:t>
+      </w:r>
+      <w:proofErr w:type="spellStart"/>
+      <w:r>
+        <w:t>nước</w:t>
+      </w:r>
+      <w:proofErr w:type="spellEnd"/>
+      <w:r>
+        <w:t xml:space="preserve"> </w:t>
+      </w:r>
+      <w:proofErr w:type="spellStart"/>
+      <w:r>
+        <w:t>ngoài</w:t>
+      </w:r>
+      <w:proofErr w:type="spellEnd"/>
     </w:p>
     <w:p>
-      <w:r>
-        <w:t>Số giấy tờ pháp lý của cá nhân: EG9149963</w:t>
+      <w:proofErr w:type="spellStart"/>
+      <w:r>
+        <w:t>Số</w:t>
+      </w:r>
+      <w:proofErr w:type="spellEnd"/>
+      <w:r>
+        <w:t xml:space="preserve"> </w:t>
+      </w:r>
+      <w:proofErr w:type="spellStart"/>
+      <w:r>
+        <w:t>giấy</w:t>
+      </w:r>
+      <w:proofErr w:type="spellEnd"/>
+      <w:r>
+        <w:t xml:space="preserve"> </w:t>
+      </w:r>
+      <w:proofErr w:type="spellStart"/>
+      <w:r>
+        <w:t>tờ</w:t>
+      </w:r>
+      <w:proofErr w:type="spellEnd"/>
+      <w:r>
+        <w:t xml:space="preserve"> </w:t>
+      </w:r>
+      <w:proofErr w:type="spellStart"/>
+      <w:r>
+        <w:t>pháp</w:t>
+      </w:r>
+      <w:proofErr w:type="spellEnd"/>
+      <w:r>
+        <w:t xml:space="preserve"> </w:t>
+      </w:r>
+      <w:proofErr w:type="spellStart"/>
+      <w:r>
+        <w:t>lý</w:t>
+      </w:r>
+      <w:proofErr w:type="spellEnd"/>
+      <w:r>
+        <w:t xml:space="preserve"> </w:t>
+      </w:r>
+      <w:proofErr w:type="spellStart"/>
+      <w:r>
+        <w:t>của</w:t>
+      </w:r>
+      <w:proofErr w:type="spellEnd"/>
+      <w:r>
+        <w:t xml:space="preserve"> </w:t>
+      </w:r>
+      <w:proofErr w:type="spellStart"/>
+      <w:r>
+        <w:t>cá</w:t>
+      </w:r>
+      <w:proofErr w:type="spellEnd"/>
+      <w:r>
+        <w:t xml:space="preserve"> </w:t>
+      </w:r>
+      <w:proofErr w:type="spellStart"/>
+      <w:r>
+        <w:t>nhân</w:t>
+      </w:r>
+      <w:proofErr w:type="spellEnd"/>
+      <w:r>
+        <w:t>: EG9149963</w:t>
       </w:r>
     </w:p>
     <w:p>
-      <w:r>
-        <w:t>Ngày cấp: 14/10/2019          Nơi cấp: Thành Phố Hồ Chí Minh</w:t>
+      <w:proofErr w:type="spellStart"/>
+      <w:r>
+        <w:t>Ngày</w:t>
+      </w:r>
+      <w:proofErr w:type="spellEnd"/>
+      <w:r>
+        <w:t xml:space="preserve"> </w:t>
+      </w:r>
+      <w:proofErr w:type="spellStart"/>
+      <w:r>
+        <w:t>cấp</w:t>
+      </w:r>
+      <w:proofErr w:type="spellEnd"/>
+      <w:r>
+        <w:t xml:space="preserve">: 14/10/2019          </w:t>
+      </w:r>
+      <w:proofErr w:type="spellStart"/>
+      <w:r>
+        <w:t>Nơi</w:t>
+      </w:r>
+      <w:proofErr w:type="spellEnd"/>
+      <w:r>
+        <w:t xml:space="preserve"> </w:t>
+      </w:r>
+      <w:proofErr w:type="spellStart"/>
+      <w:r>
+        <w:t>cấp</w:t>
+      </w:r>
+      <w:proofErr w:type="spellEnd"/>
+      <w:r>
+        <w:t xml:space="preserve">: Thành </w:t>
+      </w:r>
+      <w:proofErr w:type="spellStart"/>
+      <w:r>
+        <w:t>Phố</w:t>
+      </w:r>
+      <w:proofErr w:type="spellEnd"/>
+      <w:r>
+        <w:t xml:space="preserve"> </w:t>
+      </w:r>
+      <w:proofErr w:type="spellStart"/>
+      <w:r>
+        <w:t>Hồ</w:t>
+      </w:r>
+      <w:proofErr w:type="spellEnd"/>
+      <w:r>
+        <w:t xml:space="preserve"> Chí Minh</w:t>
       </w:r>
     </w:p>
     <w:p>
-      <w:r>
-        <w:t>Địa chỉ thường trú: Số 4, tổ Tĩnh Khẩu, thôn Kim Đường, thị trấn Nguyệt Điền, huyện Nhạc Dương, tỉnh Hồ Nam, Trung Quốc</w:t>
+      <w:proofErr w:type="spellStart"/>
+      <w:r>
+        <w:t>Địa</w:t>
+      </w:r>
+      <w:proofErr w:type="spellEnd"/>
+      <w:r>
+        <w:t xml:space="preserve"> </w:t>
+      </w:r>
+      <w:proofErr w:type="spellStart"/>
+      <w:r>
+        <w:t>chỉ</w:t>
+      </w:r>
+      <w:proofErr w:type="spellEnd"/>
+      <w:r>
+        <w:t xml:space="preserve"> </w:t>
+      </w:r>
+      <w:proofErr w:type="spellStart"/>
+      <w:r>
+        <w:t>thường</w:t>
+      </w:r>
+      <w:proofErr w:type="spellEnd"/>
+      <w:r>
+        <w:t xml:space="preserve"> </w:t>
+      </w:r>
+      <w:proofErr w:type="spellStart"/>
+      <w:r>
+        <w:t>trú</w:t>
+      </w:r>
+      <w:proofErr w:type="spellEnd"/>
+      <w:r>
+        <w:t xml:space="preserve">: </w:t>
+      </w:r>
+      <w:proofErr w:type="spellStart"/>
+      <w:r>
+        <w:t>Số</w:t>
+      </w:r>
+      <w:proofErr w:type="spellEnd"/>
+      <w:r>
+        <w:t xml:space="preserve"> 4, </w:t>
+      </w:r>
+      <w:proofErr w:type="spellStart"/>
+      <w:r>
+        <w:t>tổ</w:t>
+      </w:r>
+      <w:proofErr w:type="spellEnd"/>
+      <w:r>
+        <w:t xml:space="preserve"> Tĩnh Khẩu, </w:t>
+      </w:r>
+      <w:proofErr w:type="spellStart"/>
+      <w:r>
+        <w:t>thôn</w:t>
+      </w:r>
+      <w:proofErr w:type="spellEnd"/>
+      <w:r>
+        <w:t xml:space="preserve"> Kim Đường, </w:t>
+      </w:r>
+      <w:proofErr w:type="spellStart"/>
+      <w:r>
+        <w:t>thị</w:t>
+      </w:r>
+      <w:proofErr w:type="spellEnd"/>
+      <w:r>
+        <w:t xml:space="preserve"> </w:t>
+      </w:r>
+      <w:proofErr w:type="spellStart"/>
+      <w:r>
+        <w:t>trấn</w:t>
+      </w:r>
+      <w:proofErr w:type="spellEnd"/>
+      <w:r>
+        <w:t xml:space="preserve"> </w:t>
+      </w:r>
+      <w:proofErr w:type="spellStart"/>
+      <w:r>
+        <w:t>Nguyệt</w:t>
+      </w:r>
+      <w:proofErr w:type="spellEnd"/>
+      <w:r>
+        <w:t xml:space="preserve"> Điền, </w:t>
+      </w:r>
+      <w:proofErr w:type="spellStart"/>
+      <w:r>
+        <w:t>huyện</w:t>
+      </w:r>
+      <w:proofErr w:type="spellEnd"/>
+      <w:r>
+        <w:t xml:space="preserve"> </w:t>
+      </w:r>
+      <w:proofErr w:type="spellStart"/>
+      <w:r>
+        <w:t>Nhạc</w:t>
+      </w:r>
+      <w:proofErr w:type="spellEnd"/>
+      <w:r>
+        <w:t xml:space="preserve"> Dương, </w:t>
+      </w:r>
+      <w:proofErr w:type="spellStart"/>
+      <w:r>
+        <w:t>tỉnh</w:t>
+      </w:r>
+      <w:proofErr w:type="spellEnd"/>
+      <w:r>
+        <w:t xml:space="preserve"> </w:t>
+      </w:r>
+      <w:proofErr w:type="spellStart"/>
+      <w:r>
+        <w:t>Hồ</w:t>
+      </w:r>
+      <w:proofErr w:type="spellEnd"/>
+      <w:r>
+        <w:t xml:space="preserve"> Nam, Trung Quốc</w:t>
       </w:r>
     </w:p>
     <w:p>
-      <w:r>
-        <w:t xml:space="preserve">Địa chỉ liên lạc: </w:t>
-      </w:r>
-      <w:r>
-        <w:t>Số 4/19, Khu phố Bình Phước B, Phường An Phú, Thành phố Hồ Chí Minh, Việt Nam</w:t>
+      <w:proofErr w:type="spellStart"/>
+      <w:r>
+        <w:t>Địa</w:t>
+      </w:r>
+      <w:proofErr w:type="spellEnd"/>
+      <w:r>
+        <w:t xml:space="preserve"> </w:t>
+      </w:r>
+      <w:proofErr w:type="spellStart"/>
+      <w:r>
+        <w:t>chỉ</w:t>
+      </w:r>
+      <w:proofErr w:type="spellEnd"/>
+      <w:r>
+        <w:t xml:space="preserve"> </w:t>
+      </w:r>
+      <w:proofErr w:type="spellStart"/>
+      <w:r>
+        <w:t>liên</w:t>
+      </w:r>
+      <w:proofErr w:type="spellEnd"/>
+      <w:r>
+        <w:t xml:space="preserve"> </w:t>
+      </w:r>
+      <w:proofErr w:type="spellStart"/>
+      <w:r>
+        <w:t>lạc</w:t>
+      </w:r>
+      <w:proofErr w:type="spellEnd"/>
+      <w:r>
+        <w:t xml:space="preserve">: </w:t>
+      </w:r>
+      <w:proofErr w:type="spellStart"/>
+      <w:r>
+        <w:t>Số</w:t>
+      </w:r>
+      <w:proofErr w:type="spellEnd"/>
+      <w:r>
+        <w:t xml:space="preserve"> 4/19, Khu </w:t>
+      </w:r>
+      <w:proofErr w:type="spellStart"/>
+      <w:r>
+        <w:t>phố</w:t>
+      </w:r>
+      <w:proofErr w:type="spellEnd"/>
+      <w:r>
+        <w:t xml:space="preserve"> Bình </w:t>
+      </w:r>
+      <w:proofErr w:type="spellStart"/>
+      <w:r>
+        <w:t>Phước</w:t>
+      </w:r>
+      <w:proofErr w:type="spellEnd"/>
+      <w:r>
+        <w:t xml:space="preserve"> B, </w:t>
+      </w:r>
+      <w:proofErr w:type="spellStart"/>
+      <w:r>
+        <w:t>Phường</w:t>
+      </w:r>
+      <w:proofErr w:type="spellEnd"/>
+      <w:r>
+        <w:t xml:space="preserve"> An </w:t>
+      </w:r>
+      <w:proofErr w:type="spellStart"/>
+      <w:r>
+        <w:t>Phú</w:t>
+      </w:r>
+      <w:proofErr w:type="spellEnd"/>
+      <w:r>
+        <w:t xml:space="preserve">, Thành </w:t>
+      </w:r>
+      <w:proofErr w:type="spellStart"/>
+      <w:r>
+        <w:t>phố</w:t>
+      </w:r>
+      <w:proofErr w:type="spellEnd"/>
+      <w:r>
+        <w:t xml:space="preserve"> </w:t>
+      </w:r>
+      <w:proofErr w:type="spellStart"/>
+      <w:r>
+        <w:t>Hồ</w:t>
+      </w:r>
+      <w:proofErr w:type="spellEnd"/>
+      <w:r>
+        <w:t xml:space="preserve"> Chí Minh, Việt Nam</w:t>
       </w:r>
     </w:p>
     <w:p>
@@ -892,11 +3493,47 @@
           <w:b/>
         </w:rPr>
       </w:pPr>
+      <w:proofErr w:type="spellStart"/>
       <w:r>
         <w:rPr>
           <w:b/>
         </w:rPr>
-        <w:t>Nội dung thay đổi:</w:t>
+        <w:t>Nội</w:t>
+      </w:r>
+      <w:proofErr w:type="spellEnd"/>
+      <w:r>
+        <w:rPr>
+          <w:b/>
+        </w:rPr>
+        <w:t xml:space="preserve"> dung </w:t>
+      </w:r>
+      <w:proofErr w:type="spellStart"/>
+      <w:r>
+        <w:rPr>
+          <w:b/>
+        </w:rPr>
+        <w:t>thay</w:t>
+      </w:r>
+      <w:proofErr w:type="spellEnd"/>
+      <w:r>
+        <w:rPr>
+          <w:b/>
+        </w:rPr>
+        <w:t xml:space="preserve"> </w:t>
+      </w:r>
+      <w:proofErr w:type="spellStart"/>
+      <w:r>
+        <w:rPr>
+          <w:b/>
+        </w:rPr>
+        <w:t>đổi</w:t>
+      </w:r>
+      <w:proofErr w:type="spellEnd"/>
+      <w:r>
+        <w:rPr>
+          <w:b/>
+        </w:rPr>
+        <w:t>:</w:t>
       </w:r>
     </w:p>
     <w:p>
@@ -907,9 +3544,107 @@
           <w:numId w:val="10"/>
         </w:numPr>
       </w:pPr>
-      <w:r>
-        <w:t>Cập nhật địa chỉ liên lạc ông YANG ZHI, bà Trương Ngọc Mỹ do sáp nhập tỉnh thành</w:t>
-      </w:r>
+      <w:proofErr w:type="spellStart"/>
+      <w:r>
+        <w:t>Cập</w:t>
+      </w:r>
+      <w:proofErr w:type="spellEnd"/>
+      <w:r>
+        <w:t xml:space="preserve"> </w:t>
+      </w:r>
+      <w:proofErr w:type="spellStart"/>
+      <w:r>
+        <w:t>nhật</w:t>
+      </w:r>
+      <w:proofErr w:type="spellEnd"/>
+      <w:r>
+        <w:t xml:space="preserve"> </w:t>
+      </w:r>
+      <w:proofErr w:type="spellStart"/>
+      <w:r>
+        <w:t>địa</w:t>
+      </w:r>
+      <w:proofErr w:type="spellEnd"/>
+      <w:r>
+        <w:t xml:space="preserve"> </w:t>
+      </w:r>
+      <w:proofErr w:type="spellStart"/>
+      <w:r>
+        <w:t>chỉ</w:t>
+      </w:r>
+      <w:proofErr w:type="spellEnd"/>
+      <w:r>
+        <w:t xml:space="preserve"> </w:t>
+      </w:r>
+      <w:proofErr w:type="spellStart"/>
+      <w:r>
+        <w:t>liên</w:t>
+      </w:r>
+      <w:proofErr w:type="spellEnd"/>
+      <w:r>
+        <w:t xml:space="preserve"> </w:t>
+      </w:r>
+      <w:proofErr w:type="spellStart"/>
+      <w:r>
+        <w:t>lạc</w:t>
+      </w:r>
+      <w:proofErr w:type="spellEnd"/>
+      <w:r>
+        <w:t xml:space="preserve"> </w:t>
+      </w:r>
+      <w:proofErr w:type="spellStart"/>
+      <w:r>
+        <w:t>ông</w:t>
+      </w:r>
+      <w:proofErr w:type="spellEnd"/>
+      <w:r>
+        <w:t xml:space="preserve"> YANG ZHI, </w:t>
+      </w:r>
+      <w:proofErr w:type="spellStart"/>
+      <w:r>
+        <w:t>bà</w:t>
+      </w:r>
+      <w:proofErr w:type="spellEnd"/>
+      <w:r>
+        <w:t xml:space="preserve"> Trương Ngọc </w:t>
+      </w:r>
+      <w:proofErr w:type="spellStart"/>
+      <w:r>
+        <w:t>Mỹ</w:t>
+      </w:r>
+      <w:proofErr w:type="spellEnd"/>
+      <w:r>
+        <w:t xml:space="preserve"> do </w:t>
+      </w:r>
+      <w:proofErr w:type="spellStart"/>
+      <w:r>
+        <w:t>sáp</w:t>
+      </w:r>
+      <w:proofErr w:type="spellEnd"/>
+      <w:r>
+        <w:t xml:space="preserve"> </w:t>
+      </w:r>
+      <w:proofErr w:type="spellStart"/>
+      <w:r>
+        <w:t>nhập</w:t>
+      </w:r>
+      <w:proofErr w:type="spellEnd"/>
+      <w:r>
+        <w:t xml:space="preserve"> </w:t>
+      </w:r>
+      <w:proofErr w:type="spellStart"/>
+      <w:r>
+        <w:t>tỉnh</w:t>
+      </w:r>
+      <w:proofErr w:type="spellEnd"/>
+      <w:r>
+        <w:t xml:space="preserve"> </w:t>
+      </w:r>
+      <w:proofErr w:type="spellStart"/>
+      <w:r>
+        <w:t>thành</w:t>
+      </w:r>
+      <w:proofErr w:type="spellEnd"/>
     </w:p>
     <w:p>
       <w:pPr>
@@ -919,9 +3654,91 @@
           <w:numId w:val="10"/>
         </w:numPr>
       </w:pPr>
-      <w:r>
-        <w:t>Cập nhật địa chỉ trụ sở công ty do sáp nhập tỉnh thành</w:t>
-      </w:r>
+      <w:proofErr w:type="spellStart"/>
+      <w:r>
+        <w:t>Cập</w:t>
+      </w:r>
+      <w:proofErr w:type="spellEnd"/>
+      <w:r>
+        <w:t xml:space="preserve"> </w:t>
+      </w:r>
+      <w:proofErr w:type="spellStart"/>
+      <w:r>
+        <w:t>nhật</w:t>
+      </w:r>
+      <w:proofErr w:type="spellEnd"/>
+      <w:r>
+        <w:t xml:space="preserve"> </w:t>
+      </w:r>
+      <w:proofErr w:type="spellStart"/>
+      <w:r>
+        <w:t>địa</w:t>
+      </w:r>
+      <w:proofErr w:type="spellEnd"/>
+      <w:r>
+        <w:t xml:space="preserve"> </w:t>
+      </w:r>
+      <w:proofErr w:type="spellStart"/>
+      <w:r>
+        <w:t>chỉ</w:t>
+      </w:r>
+      <w:proofErr w:type="spellEnd"/>
+      <w:r>
+        <w:t xml:space="preserve"> </w:t>
+      </w:r>
+      <w:proofErr w:type="spellStart"/>
+      <w:r>
+        <w:t>trụ</w:t>
+      </w:r>
+      <w:proofErr w:type="spellEnd"/>
+      <w:r>
+        <w:t xml:space="preserve"> </w:t>
+      </w:r>
+      <w:proofErr w:type="spellStart"/>
+      <w:r>
+        <w:t>sở</w:t>
+      </w:r>
+      <w:proofErr w:type="spellEnd"/>
+      <w:r>
+        <w:t xml:space="preserve"> </w:t>
+      </w:r>
+      <w:proofErr w:type="spellStart"/>
+      <w:r>
+        <w:t>công</w:t>
+      </w:r>
+      <w:proofErr w:type="spellEnd"/>
+      <w:r>
+        <w:t xml:space="preserve"> ty do </w:t>
+      </w:r>
+      <w:proofErr w:type="spellStart"/>
+      <w:r>
+        <w:t>sáp</w:t>
+      </w:r>
+      <w:proofErr w:type="spellEnd"/>
+      <w:r>
+        <w:t xml:space="preserve"> </w:t>
+      </w:r>
+      <w:proofErr w:type="spellStart"/>
+      <w:r>
+        <w:t>nhập</w:t>
+      </w:r>
+      <w:proofErr w:type="spellEnd"/>
+      <w:r>
+        <w:t xml:space="preserve"> </w:t>
+      </w:r>
+      <w:proofErr w:type="spellStart"/>
+      <w:r>
+        <w:t>tỉnh</w:t>
+      </w:r>
+      <w:proofErr w:type="spellEnd"/>
+      <w:r>
+        <w:t xml:space="preserve"> </w:t>
+      </w:r>
+      <w:proofErr w:type="spellStart"/>
+      <w:r>
+        <w:t>thành</w:t>
+      </w:r>
+      <w:proofErr w:type="spellEnd"/>
     </w:p>
     <w:p>
       <w:pPr>
@@ -931,12 +3748,75 @@
           <w:numId w:val="10"/>
         </w:numPr>
       </w:pPr>
-      <w:r>
-        <w:t xml:space="preserve">Cập nhật ngành nghề theo </w:t>
-      </w:r>
-      <w:r>
-        <w:t>Quyết định số 36/2025/QĐ-TTg</w:t>
-      </w:r>
+      <w:proofErr w:type="spellStart"/>
+      <w:r>
+        <w:t>Cập</w:t>
+      </w:r>
+      <w:proofErr w:type="spellEnd"/>
+      <w:r>
+        <w:t xml:space="preserve"> </w:t>
+      </w:r>
+      <w:proofErr w:type="spellStart"/>
+      <w:r>
+        <w:t>nhật</w:t>
+      </w:r>
+      <w:proofErr w:type="spellEnd"/>
+      <w:r>
+        <w:t xml:space="preserve"> </w:t>
+      </w:r>
+      <w:proofErr w:type="spellStart"/>
+      <w:r>
+        <w:t>ngành</w:t>
+      </w:r>
+      <w:proofErr w:type="spellEnd"/>
+      <w:r>
+        <w:t xml:space="preserve"> </w:t>
+      </w:r>
+      <w:proofErr w:type="spellStart"/>
+      <w:r>
+        <w:t>nghề</w:t>
+      </w:r>
+      <w:proofErr w:type="spellEnd"/>
+      <w:r>
+        <w:t xml:space="preserve"> </w:t>
+      </w:r>
+      <w:proofErr w:type="spellStart"/>
+      <w:r>
+        <w:t>theo</w:t>
+      </w:r>
+      <w:proofErr w:type="spellEnd"/>
+      <w:r>
+        <w:t xml:space="preserve"> </w:t>
+      </w:r>
+      <w:proofErr w:type="spellStart"/>
+      <w:r>
+        <w:t>Quyết</w:t>
+      </w:r>
+      <w:proofErr w:type="spellEnd"/>
+      <w:r>
+        <w:t xml:space="preserve"> </w:t>
+      </w:r>
+      <w:proofErr w:type="spellStart"/>
+      <w:r>
+        <w:t>định</w:t>
+      </w:r>
+      <w:proofErr w:type="spellEnd"/>
+      <w:r>
+        <w:t xml:space="preserve"> </w:t>
+      </w:r>
+      <w:proofErr w:type="spellStart"/>
+      <w:r>
+        <w:t>số</w:t>
+      </w:r>
+      <w:proofErr w:type="spellEnd"/>
+      <w:r>
+        <w:t xml:space="preserve"> 36/2025/QĐ-</w:t>
+      </w:r>
+      <w:proofErr w:type="spellStart"/>
+      <w:r>
+        <w:t>TTg</w:t>
+      </w:r>
+      <w:proofErr w:type="spellEnd"/>
     </w:p>
     <w:p>
       <w:pPr>
@@ -946,14 +3826,101 @@
           <w:numId w:val="10"/>
         </w:numPr>
       </w:pPr>
-      <w:r>
-        <w:t xml:space="preserve">Bổ sung thêm </w:t>
-      </w:r>
-      <w:r>
-        <w:t>bà Trương Ngọc Mỹ là</w:t>
-      </w:r>
-      <w:r>
-        <w:t xml:space="preserve"> đại diện pháp luật thứ 2 của công ty</w:t>
+      <w:proofErr w:type="spellStart"/>
+      <w:r>
+        <w:t>Bổ</w:t>
+      </w:r>
+      <w:proofErr w:type="spellEnd"/>
+      <w:r>
+        <w:t xml:space="preserve"> sung </w:t>
+      </w:r>
+      <w:proofErr w:type="spellStart"/>
+      <w:r>
+        <w:t>thêm</w:t>
+      </w:r>
+      <w:proofErr w:type="spellEnd"/>
+      <w:r>
+        <w:t xml:space="preserve"> </w:t>
+      </w:r>
+      <w:proofErr w:type="spellStart"/>
+      <w:r>
+        <w:t>bà</w:t>
+      </w:r>
+      <w:proofErr w:type="spellEnd"/>
+      <w:r>
+        <w:t xml:space="preserve"> Trương Ngọc </w:t>
+      </w:r>
+      <w:proofErr w:type="spellStart"/>
+      <w:r>
+        <w:t>Mỹ</w:t>
+      </w:r>
+      <w:proofErr w:type="spellEnd"/>
+      <w:r>
+        <w:t xml:space="preserve"> </w:t>
+      </w:r>
+      <w:proofErr w:type="spellStart"/>
+      <w:r>
+        <w:t>là</w:t>
+      </w:r>
+      <w:proofErr w:type="spellEnd"/>
+      <w:r>
+        <w:t xml:space="preserve"> </w:t>
+      </w:r>
+      <w:proofErr w:type="spellStart"/>
+      <w:r>
+        <w:t>đại</w:t>
+      </w:r>
+      <w:proofErr w:type="spellEnd"/>
+      <w:r>
+        <w:t xml:space="preserve"> </w:t>
+      </w:r>
+      <w:proofErr w:type="spellStart"/>
+      <w:r>
+        <w:t>diện</w:t>
+      </w:r>
+      <w:proofErr w:type="spellEnd"/>
+      <w:r>
+        <w:t xml:space="preserve"> </w:t>
+      </w:r>
+      <w:proofErr w:type="spellStart"/>
+      <w:r>
+        <w:t>pháp</w:t>
+      </w:r>
+      <w:proofErr w:type="spellEnd"/>
+      <w:r>
+        <w:t xml:space="preserve"> </w:t>
+      </w:r>
+      <w:proofErr w:type="spellStart"/>
+      <w:r>
+        <w:t>luật</w:t>
+      </w:r>
+      <w:proofErr w:type="spellEnd"/>
+      <w:r>
+        <w:t xml:space="preserve"> </w:t>
+      </w:r>
+      <w:proofErr w:type="spellStart"/>
+      <w:r>
+        <w:t>thứ</w:t>
+      </w:r>
+      <w:proofErr w:type="spellEnd"/>
+      <w:r>
+        <w:t xml:space="preserve"> 2 </w:t>
+      </w:r>
+      <w:proofErr w:type="spellStart"/>
+      <w:r>
+        <w:t>của</w:t>
+      </w:r>
+      <w:proofErr w:type="spellEnd"/>
+      <w:r>
+        <w:t xml:space="preserve"> </w:t>
+      </w:r>
+      <w:proofErr w:type="spellStart"/>
+      <w:r>
+        <w:t>công</w:t>
+      </w:r>
+      <w:proofErr w:type="spellEnd"/>
+      <w:r>
+        <w:t xml:space="preserve"> ty</w:t>
       </w:r>
     </w:p>
     <w:p>
@@ -965,8 +3932,69 @@
         </w:numPr>
       </w:pPr>
       <w:r>
-        <w:t>Khai báo danh sách chủ sở hữu hưởng lợi</w:t>
-      </w:r>
+        <w:t xml:space="preserve">Khai </w:t>
+      </w:r>
+      <w:proofErr w:type="spellStart"/>
+      <w:r>
+        <w:t>báo</w:t>
+      </w:r>
+      <w:proofErr w:type="spellEnd"/>
+      <w:r>
+        <w:t xml:space="preserve"> </w:t>
+      </w:r>
+      <w:proofErr w:type="spellStart"/>
+      <w:r>
+        <w:t>danh</w:t>
+      </w:r>
+      <w:proofErr w:type="spellEnd"/>
+      <w:r>
+        <w:t xml:space="preserve"> </w:t>
+      </w:r>
+      <w:proofErr w:type="spellStart"/>
+      <w:r>
+        <w:t>sách</w:t>
+      </w:r>
+      <w:proofErr w:type="spellEnd"/>
+      <w:r>
+        <w:t xml:space="preserve"> </w:t>
+      </w:r>
+      <w:proofErr w:type="spellStart"/>
+      <w:r>
+        <w:t>chủ</w:t>
+      </w:r>
+      <w:proofErr w:type="spellEnd"/>
+      <w:r>
+        <w:t xml:space="preserve"> </w:t>
+      </w:r>
+      <w:proofErr w:type="spellStart"/>
+      <w:r>
+        <w:t>sở</w:t>
+      </w:r>
+      <w:proofErr w:type="spellEnd"/>
+      <w:r>
+        <w:t xml:space="preserve"> </w:t>
+      </w:r>
+      <w:proofErr w:type="spellStart"/>
+      <w:r>
+        <w:t>hữu</w:t>
+      </w:r>
+      <w:proofErr w:type="spellEnd"/>
+      <w:r>
+        <w:t xml:space="preserve"> </w:t>
+      </w:r>
+      <w:proofErr w:type="spellStart"/>
+      <w:r>
+        <w:t>hưởng</w:t>
+      </w:r>
+      <w:proofErr w:type="spellEnd"/>
+      <w:r>
+        <w:t xml:space="preserve"> </w:t>
+      </w:r>
+      <w:proofErr w:type="spellStart"/>
+      <w:r>
+        <w:t>lợi</w:t>
+      </w:r>
+      <w:proofErr w:type="spellEnd"/>
     </w:p>
     <w:p/>
     <w:p>
@@ -979,15 +4007,18 @@
           <w:szCs w:val="24"/>
         </w:rPr>
       </w:pPr>
-      <w:r>
+    </w:p>
+    <w:p>
+      <w:pPr>
+        <w:spacing w:before="100" w:beforeAutospacing="1" w:after="100" w:afterAutospacing="1"/>
         <w:rPr>
           <w:rFonts w:eastAsia="Times New Roman" w:cs="Times New Roman"/>
           <w:color w:val="auto"/>
           <w:sz w:val="24"/>
           <w:szCs w:val="24"/>
         </w:rPr>
-        <w:t>Số định danh cá nhân: 079165037490</w:t>
-      </w:r>
+      </w:pPr>
+      <w:proofErr w:type="spellStart"/>
       <w:r>
         <w:rPr>
           <w:rFonts w:eastAsia="Times New Roman" w:cs="Times New Roman"/>
@@ -995,9 +4026,9 @@
           <w:sz w:val="24"/>
           <w:szCs w:val="24"/>
         </w:rPr>
-        <w:br/>
-        <w:t>Họ và tên: TRƯƠNG NGỌC MỸ</w:t>
-      </w:r>
+        <w:t>Họ</w:t>
+      </w:r>
+      <w:proofErr w:type="spellEnd"/>
       <w:r>
         <w:rPr>
           <w:rFonts w:eastAsia="Times New Roman" w:cs="Times New Roman"/>
@@ -1005,9 +4036,9 @@
           <w:sz w:val="24"/>
           <w:szCs w:val="24"/>
         </w:rPr>
-        <w:br/>
-        <w:t>Ngày, tháng, năm sinh: 03/07/1965</w:t>
-      </w:r>
+        <w:t xml:space="preserve"> </w:t>
+      </w:r>
+      <w:proofErr w:type="spellStart"/>
       <w:r>
         <w:rPr>
           <w:rFonts w:eastAsia="Times New Roman" w:cs="Times New Roman"/>
@@ -1015,9 +4046,9 @@
           <w:sz w:val="24"/>
           <w:szCs w:val="24"/>
         </w:rPr>
-        <w:br/>
-        <w:t>Giới tính: Nữ</w:t>
-      </w:r>
+        <w:t>và</w:t>
+      </w:r>
+      <w:proofErr w:type="spellEnd"/>
       <w:r>
         <w:rPr>
           <w:rFonts w:eastAsia="Times New Roman" w:cs="Times New Roman"/>
@@ -1025,8 +4056,315 @@
           <w:sz w:val="24"/>
           <w:szCs w:val="24"/>
         </w:rPr>
+        <w:t xml:space="preserve"> </w:t>
+      </w:r>
+      <w:proofErr w:type="spellStart"/>
+      <w:r>
+        <w:rPr>
+          <w:rFonts w:eastAsia="Times New Roman" w:cs="Times New Roman"/>
+          <w:color w:val="auto"/>
+          <w:sz w:val="24"/>
+          <w:szCs w:val="24"/>
+        </w:rPr>
+        <w:t>tên</w:t>
+      </w:r>
+      <w:proofErr w:type="spellEnd"/>
+      <w:r>
+        <w:rPr>
+          <w:rFonts w:eastAsia="Times New Roman" w:cs="Times New Roman"/>
+          <w:color w:val="auto"/>
+          <w:sz w:val="24"/>
+          <w:szCs w:val="24"/>
+        </w:rPr>
+        <w:t>: TRƯƠNG NGỌC MỸ</w:t>
+      </w:r>
+      <w:r>
+        <w:rPr>
+          <w:rFonts w:eastAsia="Times New Roman" w:cs="Times New Roman"/>
+          <w:color w:val="auto"/>
+          <w:sz w:val="24"/>
+          <w:szCs w:val="24"/>
+        </w:rPr>
         <w:br/>
-        <w:t>Quốc tịch: Việt Nam</w:t>
+      </w:r>
+      <w:proofErr w:type="spellStart"/>
+      <w:r>
+        <w:rPr>
+          <w:rFonts w:eastAsia="Times New Roman" w:cs="Times New Roman"/>
+          <w:color w:val="auto"/>
+          <w:sz w:val="24"/>
+          <w:szCs w:val="24"/>
+        </w:rPr>
+        <w:t>Số</w:t>
+      </w:r>
+      <w:proofErr w:type="spellEnd"/>
+      <w:r>
+        <w:rPr>
+          <w:rFonts w:eastAsia="Times New Roman" w:cs="Times New Roman"/>
+          <w:color w:val="auto"/>
+          <w:sz w:val="24"/>
+          <w:szCs w:val="24"/>
+        </w:rPr>
+        <w:t xml:space="preserve"> </w:t>
+      </w:r>
+      <w:proofErr w:type="spellStart"/>
+      <w:r>
+        <w:rPr>
+          <w:rFonts w:eastAsia="Times New Roman" w:cs="Times New Roman"/>
+          <w:color w:val="auto"/>
+          <w:sz w:val="24"/>
+          <w:szCs w:val="24"/>
+        </w:rPr>
+        <w:t>định</w:t>
+      </w:r>
+      <w:proofErr w:type="spellEnd"/>
+      <w:r>
+        <w:rPr>
+          <w:rFonts w:eastAsia="Times New Roman" w:cs="Times New Roman"/>
+          <w:color w:val="auto"/>
+          <w:sz w:val="24"/>
+          <w:szCs w:val="24"/>
+        </w:rPr>
+        <w:t xml:space="preserve"> </w:t>
+      </w:r>
+      <w:proofErr w:type="spellStart"/>
+      <w:r>
+        <w:rPr>
+          <w:rFonts w:eastAsia="Times New Roman" w:cs="Times New Roman"/>
+          <w:color w:val="auto"/>
+          <w:sz w:val="24"/>
+          <w:szCs w:val="24"/>
+        </w:rPr>
+        <w:t>danh</w:t>
+      </w:r>
+      <w:proofErr w:type="spellEnd"/>
+      <w:r>
+        <w:rPr>
+          <w:rFonts w:eastAsia="Times New Roman" w:cs="Times New Roman"/>
+          <w:color w:val="auto"/>
+          <w:sz w:val="24"/>
+          <w:szCs w:val="24"/>
+        </w:rPr>
+        <w:t xml:space="preserve"> </w:t>
+      </w:r>
+      <w:proofErr w:type="spellStart"/>
+      <w:r>
+        <w:rPr>
+          <w:rFonts w:eastAsia="Times New Roman" w:cs="Times New Roman"/>
+          <w:color w:val="auto"/>
+          <w:sz w:val="24"/>
+          <w:szCs w:val="24"/>
+        </w:rPr>
+        <w:t>cá</w:t>
+      </w:r>
+      <w:proofErr w:type="spellEnd"/>
+      <w:r>
+        <w:rPr>
+          <w:rFonts w:eastAsia="Times New Roman" w:cs="Times New Roman"/>
+          <w:color w:val="auto"/>
+          <w:sz w:val="24"/>
+          <w:szCs w:val="24"/>
+        </w:rPr>
+        <w:t xml:space="preserve"> </w:t>
+      </w:r>
+      <w:proofErr w:type="spellStart"/>
+      <w:r>
+        <w:rPr>
+          <w:rFonts w:eastAsia="Times New Roman" w:cs="Times New Roman"/>
+          <w:color w:val="auto"/>
+          <w:sz w:val="24"/>
+          <w:szCs w:val="24"/>
+        </w:rPr>
+        <w:t>nhân</w:t>
+      </w:r>
+      <w:proofErr w:type="spellEnd"/>
+      <w:r>
+        <w:rPr>
+          <w:rFonts w:eastAsia="Times New Roman" w:cs="Times New Roman"/>
+          <w:color w:val="auto"/>
+          <w:sz w:val="24"/>
+          <w:szCs w:val="24"/>
+        </w:rPr>
+        <w:t>: 079165037490</w:t>
+      </w:r>
+      <w:r>
+        <w:rPr>
+          <w:rFonts w:eastAsia="Times New Roman" w:cs="Times New Roman"/>
+          <w:color w:val="auto"/>
+          <w:sz w:val="24"/>
+          <w:szCs w:val="24"/>
+        </w:rPr>
+        <w:br/>
+      </w:r>
+      <w:proofErr w:type="spellStart"/>
+      <w:r>
+        <w:rPr>
+          <w:rFonts w:eastAsia="Times New Roman" w:cs="Times New Roman"/>
+          <w:color w:val="auto"/>
+          <w:sz w:val="24"/>
+          <w:szCs w:val="24"/>
+        </w:rPr>
+        <w:t>Ngày</w:t>
+      </w:r>
+      <w:proofErr w:type="spellEnd"/>
+      <w:r>
+        <w:rPr>
+          <w:rFonts w:eastAsia="Times New Roman" w:cs="Times New Roman"/>
+          <w:color w:val="auto"/>
+          <w:sz w:val="24"/>
+          <w:szCs w:val="24"/>
+        </w:rPr>
+        <w:t xml:space="preserve">, </w:t>
+      </w:r>
+      <w:proofErr w:type="spellStart"/>
+      <w:r>
+        <w:rPr>
+          <w:rFonts w:eastAsia="Times New Roman" w:cs="Times New Roman"/>
+          <w:color w:val="auto"/>
+          <w:sz w:val="24"/>
+          <w:szCs w:val="24"/>
+        </w:rPr>
+        <w:t>tháng</w:t>
+      </w:r>
+      <w:proofErr w:type="spellEnd"/>
+      <w:r>
+        <w:rPr>
+          <w:rFonts w:eastAsia="Times New Roman" w:cs="Times New Roman"/>
+          <w:color w:val="auto"/>
+          <w:sz w:val="24"/>
+          <w:szCs w:val="24"/>
+        </w:rPr>
+        <w:t xml:space="preserve">, </w:t>
+      </w:r>
+      <w:proofErr w:type="spellStart"/>
+      <w:r>
+        <w:rPr>
+          <w:rFonts w:eastAsia="Times New Roman" w:cs="Times New Roman"/>
+          <w:color w:val="auto"/>
+          <w:sz w:val="24"/>
+          <w:szCs w:val="24"/>
+        </w:rPr>
+        <w:t>năm</w:t>
+      </w:r>
+      <w:proofErr w:type="spellEnd"/>
+      <w:r>
+        <w:rPr>
+          <w:rFonts w:eastAsia="Times New Roman" w:cs="Times New Roman"/>
+          <w:color w:val="auto"/>
+          <w:sz w:val="24"/>
+          <w:szCs w:val="24"/>
+        </w:rPr>
+        <w:t xml:space="preserve"> </w:t>
+      </w:r>
+      <w:proofErr w:type="spellStart"/>
+      <w:r>
+        <w:rPr>
+          <w:rFonts w:eastAsia="Times New Roman" w:cs="Times New Roman"/>
+          <w:color w:val="auto"/>
+          <w:sz w:val="24"/>
+          <w:szCs w:val="24"/>
+        </w:rPr>
+        <w:t>sinh</w:t>
+      </w:r>
+      <w:proofErr w:type="spellEnd"/>
+      <w:r>
+        <w:rPr>
+          <w:rFonts w:eastAsia="Times New Roman" w:cs="Times New Roman"/>
+          <w:color w:val="auto"/>
+          <w:sz w:val="24"/>
+          <w:szCs w:val="24"/>
+        </w:rPr>
+        <w:t>: 03/07/1965</w:t>
+      </w:r>
+      <w:r>
+        <w:rPr>
+          <w:rFonts w:eastAsia="Times New Roman" w:cs="Times New Roman"/>
+          <w:color w:val="auto"/>
+          <w:sz w:val="24"/>
+          <w:szCs w:val="24"/>
+        </w:rPr>
+        <w:br/>
+      </w:r>
+      <w:proofErr w:type="spellStart"/>
+      <w:r>
+        <w:rPr>
+          <w:rFonts w:eastAsia="Times New Roman" w:cs="Times New Roman"/>
+          <w:color w:val="auto"/>
+          <w:sz w:val="24"/>
+          <w:szCs w:val="24"/>
+        </w:rPr>
+        <w:t>Giới</w:t>
+      </w:r>
+      <w:proofErr w:type="spellEnd"/>
+      <w:r>
+        <w:rPr>
+          <w:rFonts w:eastAsia="Times New Roman" w:cs="Times New Roman"/>
+          <w:color w:val="auto"/>
+          <w:sz w:val="24"/>
+          <w:szCs w:val="24"/>
+        </w:rPr>
+        <w:t xml:space="preserve"> </w:t>
+      </w:r>
+      <w:proofErr w:type="spellStart"/>
+      <w:r>
+        <w:rPr>
+          <w:rFonts w:eastAsia="Times New Roman" w:cs="Times New Roman"/>
+          <w:color w:val="auto"/>
+          <w:sz w:val="24"/>
+          <w:szCs w:val="24"/>
+        </w:rPr>
+        <w:t>tính</w:t>
+      </w:r>
+      <w:proofErr w:type="spellEnd"/>
+      <w:r>
+        <w:rPr>
+          <w:rFonts w:eastAsia="Times New Roman" w:cs="Times New Roman"/>
+          <w:color w:val="auto"/>
+          <w:sz w:val="24"/>
+          <w:szCs w:val="24"/>
+        </w:rPr>
+        <w:t xml:space="preserve">: </w:t>
+      </w:r>
+      <w:proofErr w:type="spellStart"/>
+      <w:r>
+        <w:rPr>
+          <w:rFonts w:eastAsia="Times New Roman" w:cs="Times New Roman"/>
+          <w:color w:val="auto"/>
+          <w:sz w:val="24"/>
+          <w:szCs w:val="24"/>
+        </w:rPr>
+        <w:t>Nữ</w:t>
+      </w:r>
+      <w:proofErr w:type="spellEnd"/>
+      <w:r>
+        <w:rPr>
+          <w:rFonts w:eastAsia="Times New Roman" w:cs="Times New Roman"/>
+          <w:color w:val="auto"/>
+          <w:sz w:val="24"/>
+          <w:szCs w:val="24"/>
+        </w:rPr>
+        <w:br/>
+        <w:t xml:space="preserve">Quốc </w:t>
+      </w:r>
+      <w:proofErr w:type="spellStart"/>
+      <w:r>
+        <w:rPr>
+          <w:rFonts w:eastAsia="Times New Roman" w:cs="Times New Roman"/>
+          <w:color w:val="auto"/>
+          <w:sz w:val="24"/>
+          <w:szCs w:val="24"/>
+        </w:rPr>
+        <w:t>tịch</w:t>
+      </w:r>
+      <w:proofErr w:type="spellEnd"/>
+      <w:r>
+        <w:rPr>
+          <w:rFonts w:eastAsia="Times New Roman" w:cs="Times New Roman"/>
+          <w:color w:val="auto"/>
+          <w:sz w:val="24"/>
+          <w:szCs w:val="24"/>
+        </w:rPr>
+        <w:t>: Việt Nam</w:t>
       </w:r>
     </w:p>
     <w:p>
@@ -1039,6 +4377,7 @@
           <w:szCs w:val="24"/>
         </w:rPr>
       </w:pPr>
+      <w:proofErr w:type="spellStart"/>
       <w:r>
         <w:rPr>
           <w:rFonts w:eastAsia="Times New Roman" w:cs="Times New Roman"/>
@@ -1046,8 +4385,9 @@
           <w:sz w:val="24"/>
           <w:szCs w:val="24"/>
         </w:rPr>
-        <w:t>Nơi sinh: ---</w:t>
-      </w:r>
+        <w:t>Nơi</w:t>
+      </w:r>
+      <w:proofErr w:type="spellEnd"/>
       <w:r>
         <w:rPr>
           <w:rFonts w:eastAsia="Times New Roman" w:cs="Times New Roman"/>
@@ -1055,9 +4395,9 @@
           <w:sz w:val="24"/>
           <w:szCs w:val="24"/>
         </w:rPr>
-        <w:br/>
-        <w:t>Nơi đăng ký khai sinh: Phường An Lạc, Thành phố Hồ Chí Minh</w:t>
-      </w:r>
+        <w:t xml:space="preserve"> ở </w:t>
+      </w:r>
+      <w:proofErr w:type="spellStart"/>
       <w:r>
         <w:rPr>
           <w:rFonts w:eastAsia="Times New Roman" w:cs="Times New Roman"/>
@@ -1065,9 +4405,9 @@
           <w:sz w:val="24"/>
           <w:szCs w:val="24"/>
         </w:rPr>
-        <w:br/>
-        <w:t>Quê quán: ---</w:t>
-      </w:r>
+        <w:t>hiện</w:t>
+      </w:r>
+      <w:proofErr w:type="spellEnd"/>
       <w:r>
         <w:rPr>
           <w:rFonts w:eastAsia="Times New Roman" w:cs="Times New Roman"/>
@@ -1075,9 +4415,9 @@
           <w:sz w:val="24"/>
           <w:szCs w:val="24"/>
         </w:rPr>
-        <w:br/>
-        <w:t>Dân tộc: Hoa</w:t>
-      </w:r>
+        <w:t xml:space="preserve"> </w:t>
+      </w:r>
+      <w:proofErr w:type="spellStart"/>
       <w:r>
         <w:rPr>
           <w:rFonts w:eastAsia="Times New Roman" w:cs="Times New Roman"/>
@@ -1085,8 +4425,155 @@
           <w:sz w:val="24"/>
           <w:szCs w:val="24"/>
         </w:rPr>
-        <w:br/>
-        <w:t>Tôn giáo: Không</w:t>
+        <w:t>tại</w:t>
+      </w:r>
+      <w:proofErr w:type="spellEnd"/>
+      <w:r>
+        <w:rPr>
+          <w:rFonts w:eastAsia="Times New Roman" w:cs="Times New Roman"/>
+          <w:color w:val="auto"/>
+          <w:sz w:val="24"/>
+          <w:szCs w:val="24"/>
+        </w:rPr>
+        <w:t xml:space="preserve">: </w:t>
+      </w:r>
+      <w:r>
+        <w:rPr>
+          <w:rFonts w:eastAsia="Times New Roman" w:cs="Times New Roman"/>
+          <w:color w:val="auto"/>
+          <w:sz w:val="24"/>
+          <w:szCs w:val="24"/>
+        </w:rPr>
+        <w:t xml:space="preserve">76/2/20/7, Phùng </w:t>
+      </w:r>
+      <w:proofErr w:type="spellStart"/>
+      <w:r>
+        <w:rPr>
+          <w:rFonts w:eastAsia="Times New Roman" w:cs="Times New Roman"/>
+          <w:color w:val="auto"/>
+          <w:sz w:val="24"/>
+          <w:szCs w:val="24"/>
+        </w:rPr>
+        <w:t>Tá</w:t>
+      </w:r>
+      <w:proofErr w:type="spellEnd"/>
+      <w:r>
+        <w:rPr>
+          <w:rFonts w:eastAsia="Times New Roman" w:cs="Times New Roman"/>
+          <w:color w:val="auto"/>
+          <w:sz w:val="24"/>
+          <w:szCs w:val="24"/>
+        </w:rPr>
+        <w:t xml:space="preserve"> Chu, Khu </w:t>
+      </w:r>
+      <w:proofErr w:type="spellStart"/>
+      <w:r>
+        <w:rPr>
+          <w:rFonts w:eastAsia="Times New Roman" w:cs="Times New Roman"/>
+          <w:color w:val="auto"/>
+          <w:sz w:val="24"/>
+          <w:szCs w:val="24"/>
+        </w:rPr>
+        <w:t>phố</w:t>
+      </w:r>
+      <w:proofErr w:type="spellEnd"/>
+      <w:r>
+        <w:rPr>
+          <w:rFonts w:eastAsia="Times New Roman" w:cs="Times New Roman"/>
+          <w:color w:val="auto"/>
+          <w:sz w:val="24"/>
+          <w:szCs w:val="24"/>
+        </w:rPr>
+        <w:t xml:space="preserve"> 7, </w:t>
+      </w:r>
+      <w:proofErr w:type="spellStart"/>
+      <w:r>
+        <w:rPr>
+          <w:rFonts w:eastAsia="Times New Roman" w:cs="Times New Roman"/>
+          <w:color w:val="auto"/>
+          <w:sz w:val="24"/>
+          <w:szCs w:val="24"/>
+        </w:rPr>
+        <w:t>Phường</w:t>
+      </w:r>
+      <w:proofErr w:type="spellEnd"/>
+      <w:r>
+        <w:rPr>
+          <w:rFonts w:eastAsia="Times New Roman" w:cs="Times New Roman"/>
+          <w:color w:val="auto"/>
+          <w:sz w:val="24"/>
+          <w:szCs w:val="24"/>
+        </w:rPr>
+        <w:t xml:space="preserve"> An </w:t>
+      </w:r>
+      <w:proofErr w:type="spellStart"/>
+      <w:r>
+        <w:rPr>
+          <w:rFonts w:eastAsia="Times New Roman" w:cs="Times New Roman"/>
+          <w:color w:val="auto"/>
+          <w:sz w:val="24"/>
+          <w:szCs w:val="24"/>
+        </w:rPr>
+        <w:t>Lạc</w:t>
+      </w:r>
+      <w:proofErr w:type="spellEnd"/>
+      <w:r>
+        <w:rPr>
+          <w:rFonts w:eastAsia="Times New Roman" w:cs="Times New Roman"/>
+          <w:color w:val="auto"/>
+          <w:sz w:val="24"/>
+          <w:szCs w:val="24"/>
+        </w:rPr>
+        <w:t xml:space="preserve">, Thành </w:t>
+      </w:r>
+      <w:proofErr w:type="spellStart"/>
+      <w:r>
+        <w:rPr>
+          <w:rFonts w:eastAsia="Times New Roman" w:cs="Times New Roman"/>
+          <w:color w:val="auto"/>
+          <w:sz w:val="24"/>
+          <w:szCs w:val="24"/>
+        </w:rPr>
+        <w:t>phố</w:t>
+      </w:r>
+      <w:proofErr w:type="spellEnd"/>
+      <w:r>
+        <w:rPr>
+          <w:rFonts w:eastAsia="Times New Roman" w:cs="Times New Roman"/>
+          <w:color w:val="auto"/>
+          <w:sz w:val="24"/>
+          <w:szCs w:val="24"/>
+        </w:rPr>
+        <w:t xml:space="preserve"> </w:t>
+      </w:r>
+      <w:proofErr w:type="spellStart"/>
+      <w:r>
+        <w:rPr>
+          <w:rFonts w:eastAsia="Times New Roman" w:cs="Times New Roman"/>
+          <w:color w:val="auto"/>
+          <w:sz w:val="24"/>
+          <w:szCs w:val="24"/>
+        </w:rPr>
+        <w:t>Hồ</w:t>
+      </w:r>
+      <w:proofErr w:type="spellEnd"/>
+      <w:r>
+        <w:rPr>
+          <w:rFonts w:eastAsia="Times New Roman" w:cs="Times New Roman"/>
+          <w:color w:val="auto"/>
+          <w:sz w:val="24"/>
+          <w:szCs w:val="24"/>
+        </w:rPr>
+        <w:t xml:space="preserve"> Chí Minh, Việt Nam</w:t>
+      </w:r>
+      <w:r>
+        <w:rPr>
+          <w:rFonts w:eastAsia="Times New Roman" w:cs="Times New Roman"/>
+          <w:color w:val="auto"/>
+          <w:sz w:val="24"/>
+          <w:szCs w:val="24"/>
+        </w:rPr>
+        <w:t xml:space="preserve"> </w:t>
       </w:r>
     </w:p>
     <w:p>
@@ -1099,6 +4586,7 @@
           <w:szCs w:val="24"/>
         </w:rPr>
       </w:pPr>
+      <w:proofErr w:type="spellStart"/>
       <w:r>
         <w:rPr>
           <w:rFonts w:eastAsia="Times New Roman" w:cs="Times New Roman"/>
@@ -1106,19 +4594,19 @@
           <w:sz w:val="24"/>
           <w:szCs w:val="24"/>
         </w:rPr>
-        <w:t>Nơi thường trú: 17H/48A, Khu phố Bình Chuẩn 5, Phường An Phú, Thành phố Hồ Chí Minh</w:t>
-      </w:r>
-    </w:p>
-    <w:p>
-      <w:pPr>
-        <w:spacing w:before="100" w:beforeAutospacing="1" w:after="100" w:afterAutospacing="1"/>
+        <w:t>Số</w:t>
+      </w:r>
+      <w:proofErr w:type="spellEnd"/>
+      <w:r>
         <w:rPr>
           <w:rFonts w:eastAsia="Times New Roman" w:cs="Times New Roman"/>
           <w:color w:val="auto"/>
           <w:sz w:val="24"/>
           <w:szCs w:val="24"/>
         </w:rPr>
-      </w:pPr>
+        <w:t xml:space="preserve"> </w:t>
+      </w:r>
+      <w:proofErr w:type="spellStart"/>
       <w:r>
         <w:rPr>
           <w:rFonts w:eastAsia="Times New Roman" w:cs="Times New Roman"/>
@@ -1126,19 +4614,19 @@
           <w:sz w:val="24"/>
           <w:szCs w:val="24"/>
         </w:rPr>
-        <w:t>Nơi tạm trú: ---</w:t>
-      </w:r>
-    </w:p>
-    <w:p>
-      <w:pPr>
-        <w:spacing w:before="100" w:beforeAutospacing="1" w:after="100" w:afterAutospacing="1"/>
+        <w:t>thuê</w:t>
+      </w:r>
+      <w:proofErr w:type="spellEnd"/>
+      <w:r>
         <w:rPr>
           <w:rFonts w:eastAsia="Times New Roman" w:cs="Times New Roman"/>
           <w:color w:val="auto"/>
           <w:sz w:val="24"/>
           <w:szCs w:val="24"/>
         </w:rPr>
-      </w:pPr>
+        <w:t xml:space="preserve"> bao di </w:t>
+      </w:r>
+      <w:proofErr w:type="spellStart"/>
       <w:r>
         <w:rPr>
           <w:rFonts w:eastAsia="Times New Roman" w:cs="Times New Roman"/>
@@ -1146,19 +4634,18 @@
           <w:sz w:val="24"/>
           <w:szCs w:val="24"/>
         </w:rPr>
-        <w:t>Nơi ở hiện tại: 17H/48A, Khu phố Bình Chuẩn 5, Phường An Phú, Thành phố Hồ Chí Minh</w:t>
-      </w:r>
-    </w:p>
-    <w:p>
-      <w:pPr>
-        <w:spacing w:before="100" w:beforeAutospacing="1" w:after="100" w:afterAutospacing="1"/>
+        <w:t>động</w:t>
+      </w:r>
+      <w:proofErr w:type="spellEnd"/>
+      <w:r>
         <w:rPr>
           <w:rFonts w:eastAsia="Times New Roman" w:cs="Times New Roman"/>
           <w:color w:val="auto"/>
           <w:sz w:val="24"/>
           <w:szCs w:val="24"/>
         </w:rPr>
-      </w:pPr>
+        <w:t>:</w:t>
+      </w:r>
       <w:r>
         <w:rPr>
           <w:rFonts w:eastAsia="Times New Roman" w:cs="Times New Roman"/>
@@ -1166,7 +4653,7 @@
           <w:sz w:val="24"/>
           <w:szCs w:val="24"/>
         </w:rPr>
-        <w:t>Đặc điểm nhận dạng: Sẹo chấm C:2,5cm dưới sau mép phải</w:t>
+        <w:t xml:space="preserve"> </w:t>
       </w:r>
       <w:r>
         <w:rPr>
@@ -1175,9 +4662,10 @@
           <w:sz w:val="24"/>
           <w:szCs w:val="24"/>
         </w:rPr>
-        <w:br/>
-        <w:t>Ngày cấp Căn cước gần nhất: 29/07/2025</w:t>
-      </w:r>
+        <w:t>0905746231</w:t>
+      </w:r>
+    </w:p>
+    <w:p>
       <w:r>
         <w:rPr>
           <w:rFonts w:eastAsia="Times New Roman" w:cs="Times New Roman"/>
@@ -1185,78 +4673,8 @@
           <w:sz w:val="24"/>
           <w:szCs w:val="24"/>
         </w:rPr>
-        <w:br/>
-        <w:t>Nhóm máu: ---</w:t>
-      </w:r>
-      <w:r>
-        <w:rPr>
-          <w:rFonts w:eastAsia="Times New Roman" w:cs="Times New Roman"/>
-          <w:color w:val="auto"/>
-          <w:sz w:val="24"/>
-          <w:szCs w:val="24"/>
-        </w:rPr>
-        <w:br/>
-        <w:t>Số chứng minh nhân dân 9 số: 022184453</w:t>
-      </w:r>
-      <w:r>
-        <w:rPr>
-          <w:rFonts w:eastAsia="Times New Roman" w:cs="Times New Roman"/>
-          <w:color w:val="auto"/>
-          <w:sz w:val="24"/>
-          <w:szCs w:val="24"/>
-        </w:rPr>
-        <w:br/>
-        <w:t>Nghề nghiệp: Khác</w:t>
-      </w:r>
-    </w:p>
-    <w:p>
-      <w:pPr>
-        <w:spacing w:before="100" w:beforeAutospacing="1" w:after="100" w:afterAutospacing="1"/>
-        <w:rPr>
-          <w:rFonts w:eastAsia="Times New Roman" w:cs="Times New Roman"/>
-          <w:color w:val="auto"/>
-          <w:sz w:val="24"/>
-          <w:szCs w:val="24"/>
-        </w:rPr>
-      </w:pPr>
-      <w:r>
-        <w:rPr>
-          <w:rFonts w:eastAsia="Times New Roman" w:cs="Times New Roman"/>
-          <w:color w:val="auto"/>
-          <w:sz w:val="24"/>
-          <w:szCs w:val="24"/>
-        </w:rPr>
-        <w:t>Số thuê bao di động:</w:t>
-      </w:r>
-    </w:p>
-    <w:p>
-      <w:pPr>
-        <w:numPr>
-          <w:ilvl w:val="0"/>
-          <w:numId w:val="11"/>
-        </w:numPr>
-        <w:spacing w:before="100" w:beforeAutospacing="1" w:after="100" w:afterAutospacing="1"/>
-        <w:rPr>
-          <w:rFonts w:eastAsia="Times New Roman" w:cs="Times New Roman"/>
-          <w:color w:val="auto"/>
-          <w:sz w:val="24"/>
-          <w:szCs w:val="24"/>
-        </w:rPr>
-      </w:pPr>
-      <w:r>
-        <w:rPr>
-          <w:rFonts w:eastAsia="Times New Roman" w:cs="Times New Roman"/>
-          <w:color w:val="auto"/>
-          <w:sz w:val="24"/>
-          <w:szCs w:val="24"/>
-        </w:rPr>
-        <w:lastRenderedPageBreak/>
-        <w:t>Đăng ký tài khoản định danh: 0905746231</w:t>
-      </w:r>
-    </w:p>
-    <w:p>
-      <w:bookmarkStart w:id="0" w:name="_GoBack"/>
-      <w:bookmarkEnd w:id="0"/>
+        <w:t xml:space="preserve"> </w:t>
+      </w:r>
     </w:p>
     <w:sectPr>
       <w:pgSz w:w="12240" w:h="15840"/>
@@ -1269,7 +4687,7 @@
 </file>
 
 <file path=word/numbering.xml><?xml version="1.0" encoding="utf-8"?>
-<w:numbering xmlns:wpc="http://schemas.microsoft.com/office/word/2010/wordprocessingCanvas" xmlns:cx="http://schemas.microsoft.com/office/drawing/2014/chartex" xmlns:cx1="http://schemas.microsoft.com/office/drawing/2015/9/8/chartex" xmlns:mc="http://schemas.openxmlformats.org/markup-compatibility/2006" xmlns:o="urn:schemas-microsoft-com:office:office" xmlns:r="http://schemas.openxmlformats.org/officeDocument/2006/relationships" xmlns:m="http://schemas.openxmlformats.org/officeDocument/2006/math" xmlns:v="urn:schemas-microsoft-com:vml" xmlns:wp14="http://schemas.microsoft.com/office/word/2010/wordprocessingDrawing" xmlns:wp="http://schemas.openxmlformats.org/drawingml/2006/wordprocessingDrawing" xmlns:w10="urn:schemas-microsoft-com:office:word" xmlns:w="http://schemas.openxmlformats.org/wordprocessingml/2006/main" xmlns:w14="http://schemas.microsoft.com/office/word/2010/wordml" xmlns:w15="http://schemas.microsoft.com/office/word/2012/wordml" xmlns:w16se="http://schemas.microsoft.com/office/word/2015/wordml/symex" xmlns:wpg="http://schemas.microsoft.com/office/word/2010/wordprocessingGroup" xmlns:wpi="http://schemas.microsoft.com/office/word/2010/wordprocessingInk" xmlns:wne="http://schemas.microsoft.com/office/word/2006/wordml" xmlns:wps="http://schemas.microsoft.com/office/word/2010/wordprocessingShape" mc:Ignorable="w14 w15 w16se wp14">
+<w:numbering xmlns:wpc="http://schemas.microsoft.com/office/word/2010/wordprocessingCanvas" xmlns:cx="http://schemas.microsoft.com/office/drawing/2014/chartex" xmlns:cx1="http://schemas.microsoft.com/office/drawing/2015/9/8/chartex" xmlns:cx2="http://schemas.microsoft.com/office/drawing/2015/10/21/chartex" xmlns:cx3="http://schemas.microsoft.com/office/drawing/2016/5/9/chartex" xmlns:cx4="http://schemas.microsoft.com/office/drawing/2016/5/10/chartex" xmlns:cx5="http://schemas.microsoft.com/office/drawing/2016/5/11/chartex" xmlns:cx6="http://schemas.microsoft.com/office/drawing/2016/5/12/chartex" xmlns:cx7="http://schemas.microsoft.com/office/drawing/2016/5/13/chartex" xmlns:cx8="http://schemas.microsoft.com/office/drawing/2016/5/14/chartex" xmlns:mc="http://schemas.openxmlformats.org/markup-compatibility/2006" xmlns:aink="http://schemas.microsoft.com/office/drawing/2016/ink" xmlns:am3d="http://schemas.microsoft.com/office/drawing/2017/model3d" xmlns:o="urn:schemas-microsoft-com:office:office" xmlns:oel="http://schemas.microsoft.com/office/2019/extlst" xmlns:r="http://schemas.openxmlformats.org/officeDocument/2006/relationships" xmlns:m="http://schemas.openxmlformats.org/officeDocument/2006/math" xmlns:v="urn:schemas-microsoft-com:vml" xmlns:wp14="http://schemas.microsoft.com/office/word/2010/wordprocessingDrawing" xmlns:wp="http://schemas.openxmlformats.org/drawingml/2006/wordprocessingDrawing" xmlns:w10="urn:schemas-microsoft-com:office:word" xmlns:w="http://schemas.openxmlformats.org/wordprocessingml/2006/main" xmlns:w14="http://schemas.microsoft.com/office/word/2010/wordml" xmlns:w15="http://schemas.microsoft.com/office/word/2012/wordml" xmlns:w16cex="http://schemas.microsoft.com/office/word/2018/wordml/cex" xmlns:w16cid="http://schemas.microsoft.com/office/word/2016/wordml/cid" xmlns:w16="http://schemas.microsoft.com/office/word/2018/wordml" xmlns:w16du="http://schemas.microsoft.com/office/word/2023/wordml/word16du" xmlns:w16sdtdh="http://schemas.microsoft.com/office/word/2020/wordml/sdtdatahash" xmlns:w16sdtfl="http://schemas.microsoft.com/office/word/2024/wordml/sdtformatlock" xmlns:w16se="http://schemas.microsoft.com/office/word/2015/wordml/symex" xmlns:wpg="http://schemas.microsoft.com/office/word/2010/wordprocessingGroup" xmlns:wpi="http://schemas.microsoft.com/office/word/2010/wordprocessingInk" xmlns:wne="http://schemas.microsoft.com/office/word/2006/wordml" xmlns:wps="http://schemas.microsoft.com/office/word/2010/wordprocessingShape" mc:Ignorable="w14 w15 w16se w16cid w16 w16cex w16sdtdh w16sdtfl w16du wp14">
   <w:abstractNum w:abstractNumId="0" w15:restartNumberingAfterBreak="0">
     <w:nsid w:val="FFFFFF7C"/>
     <w:multiLevelType w:val="singleLevel"/>
@@ -1704,44 +5122,44 @@
       </w:rPr>
     </w:lvl>
   </w:abstractNum>
-  <w:num w:numId="1">
+  <w:num w:numId="1" w16cid:durableId="1249999211">
     <w:abstractNumId w:val="8"/>
   </w:num>
-  <w:num w:numId="2">
+  <w:num w:numId="2" w16cid:durableId="427311499">
     <w:abstractNumId w:val="6"/>
   </w:num>
-  <w:num w:numId="3">
+  <w:num w:numId="3" w16cid:durableId="1557930098">
     <w:abstractNumId w:val="5"/>
   </w:num>
-  <w:num w:numId="4">
+  <w:num w:numId="4" w16cid:durableId="611012447">
     <w:abstractNumId w:val="4"/>
   </w:num>
-  <w:num w:numId="5">
+  <w:num w:numId="5" w16cid:durableId="988249111">
     <w:abstractNumId w:val="7"/>
   </w:num>
-  <w:num w:numId="6">
+  <w:num w:numId="6" w16cid:durableId="1963227300">
     <w:abstractNumId w:val="3"/>
   </w:num>
-  <w:num w:numId="7">
+  <w:num w:numId="7" w16cid:durableId="567351450">
     <w:abstractNumId w:val="2"/>
   </w:num>
-  <w:num w:numId="8">
+  <w:num w:numId="8" w16cid:durableId="957294113">
     <w:abstractNumId w:val="1"/>
   </w:num>
-  <w:num w:numId="9">
+  <w:num w:numId="9" w16cid:durableId="905333717">
     <w:abstractNumId w:val="0"/>
   </w:num>
-  <w:num w:numId="10">
+  <w:num w:numId="10" w16cid:durableId="849758088">
     <w:abstractNumId w:val="9"/>
   </w:num>
-  <w:num w:numId="11">
+  <w:num w:numId="11" w16cid:durableId="2033728843">
     <w:abstractNumId w:val="10"/>
   </w:num>
 </w:numbering>
 </file>
 
 <file path=word/styles.xml><?xml version="1.0" encoding="utf-8"?>
-<w:styles xmlns:mc="http://schemas.openxmlformats.org/markup-compatibility/2006" xmlns:r="http://schemas.openxmlformats.org/officeDocument/2006/relationships" xmlns:w="http://schemas.openxmlformats.org/wordprocessingml/2006/main" xmlns:w14="http://schemas.microsoft.com/office/word/2010/wordml" xmlns:w15="http://schemas.microsoft.com/office/word/2012/wordml" xmlns:w16se="http://schemas.microsoft.com/office/word/2015/wordml/symex" mc:Ignorable="w14 w15 w16se">
+<w:styles xmlns:mc="http://schemas.openxmlformats.org/markup-compatibility/2006" xmlns:r="http://schemas.openxmlformats.org/officeDocument/2006/relationships" xmlns:w="http://schemas.openxmlformats.org/wordprocessingml/2006/main" xmlns:w14="http://schemas.microsoft.com/office/word/2010/wordml" xmlns:w15="http://schemas.microsoft.com/office/word/2012/wordml" xmlns:w16cex="http://schemas.microsoft.com/office/word/2018/wordml/cex" xmlns:w16cid="http://schemas.microsoft.com/office/word/2016/wordml/cid" xmlns:w16="http://schemas.microsoft.com/office/word/2018/wordml" xmlns:w16du="http://schemas.microsoft.com/office/word/2023/wordml/word16du" xmlns:w16sdtdh="http://schemas.microsoft.com/office/word/2020/wordml/sdtdatahash" xmlns:w16sdtfl="http://schemas.microsoft.com/office/word/2024/wordml/sdtformatlock" xmlns:w16se="http://schemas.microsoft.com/office/word/2015/wordml/symex" mc:Ignorable="w14 w15 w16se w16cid w16 w16cex w16sdtdh w16sdtfl w16du">
   <w:docDefaults>
     <w:rPrDefault>
       <w:rPr>
@@ -1757,7 +5175,7 @@
       </w:pPr>
     </w:pPrDefault>
   </w:docDefaults>
-  <w:latentStyles w:defLockedState="0" w:defUIPriority="99" w:defSemiHidden="0" w:defUnhideWhenUsed="0" w:defQFormat="0" w:count="371">
+  <w:latentStyles w:defLockedState="0" w:defUIPriority="99" w:defSemiHidden="0" w:defUnhideWhenUsed="0" w:defQFormat="0" w:count="376">
     <w:lsdException w:name="Normal" w:uiPriority="0" w:qFormat="1"/>
     <w:lsdException w:name="heading 1" w:uiPriority="9" w:qFormat="1"/>
     <w:lsdException w:name="heading 2" w:semiHidden="1" w:uiPriority="9" w:unhideWhenUsed="1" w:qFormat="1"/>
@@ -2120,6 +5538,11 @@
     <w:lsdException w:name="List Table 5 Dark Accent 6" w:uiPriority="50"/>
     <w:lsdException w:name="List Table 6 Colorful Accent 6" w:uiPriority="51"/>
     <w:lsdException w:name="List Table 7 Colorful Accent 6" w:uiPriority="52"/>
+    <w:lsdException w:name="Mention" w:semiHidden="1" w:unhideWhenUsed="1"/>
+    <w:lsdException w:name="Smart Hyperlink" w:semiHidden="1" w:unhideWhenUsed="1"/>
+    <w:lsdException w:name="Hashtag" w:semiHidden="1" w:unhideWhenUsed="1"/>
+    <w:lsdException w:name="Unresolved Mention" w:semiHidden="1" w:unhideWhenUsed="1"/>
+    <w:lsdException w:name="Smart Link" w:semiHidden="1" w:unhideWhenUsed="1"/>
   </w:latentStyles>
   <w:style w:type="paragraph" w:default="1" w:styleId="Normal">
     <w:name w:val="Normal"/>
